--- a/CONG TY VENUS/ThayDoiThanhVien_26_5_2026/Venus_ThayDoiThanhVien_DDPL/Venus_DSChuSoHuu_MauSo10.docx
+++ b/CONG TY VENUS/ThayDoiThanhVien_26_5_2026/Venus_ThayDoiThanhVien_DDPL/Venus_DSChuSoHuu_MauSo10.docx
@@ -1075,6 +1075,7 @@
                 <w:lang w:val="en-US"/>
               </w:rPr>
             </w:pPr>
+            <w:proofErr w:type="spellStart"/>
             <w:r>
               <w:rPr>
                 <w:spacing w:val="-2"/>
@@ -1082,8 +1083,69 @@
                 <w:szCs w:val="22"/>
                 <w:lang w:val="en-US"/>
               </w:rPr>
-              <w:t>căn cước công dân</w:t>
-            </w:r>
+              <w:t>căn</w:t>
+            </w:r>
+            <w:proofErr w:type="spellEnd"/>
+            <w:r>
+              <w:rPr>
+                <w:spacing w:val="-2"/>
+                <w:sz w:val="22"/>
+                <w:szCs w:val="22"/>
+                <w:lang w:val="en-US"/>
+              </w:rPr>
+              <w:t xml:space="preserve"> </w:t>
+            </w:r>
+            <w:proofErr w:type="spellStart"/>
+            <w:r>
+              <w:rPr>
+                <w:spacing w:val="-2"/>
+                <w:sz w:val="22"/>
+                <w:szCs w:val="22"/>
+                <w:lang w:val="en-US"/>
+              </w:rPr>
+              <w:t>cước</w:t>
+            </w:r>
+            <w:proofErr w:type="spellEnd"/>
+            <w:r>
+              <w:rPr>
+                <w:spacing w:val="-2"/>
+                <w:sz w:val="22"/>
+                <w:szCs w:val="22"/>
+                <w:lang w:val="en-US"/>
+              </w:rPr>
+              <w:t xml:space="preserve"> </w:t>
+            </w:r>
+            <w:proofErr w:type="spellStart"/>
+            <w:r>
+              <w:rPr>
+                <w:spacing w:val="-2"/>
+                <w:sz w:val="22"/>
+                <w:szCs w:val="22"/>
+                <w:lang w:val="en-US"/>
+              </w:rPr>
+              <w:t>công</w:t>
+            </w:r>
+            <w:proofErr w:type="spellEnd"/>
+            <w:r>
+              <w:rPr>
+                <w:spacing w:val="-2"/>
+                <w:sz w:val="22"/>
+                <w:szCs w:val="22"/>
+                <w:lang w:val="en-US"/>
+              </w:rPr>
+              <w:t xml:space="preserve"> </w:t>
+            </w:r>
+            <w:proofErr w:type="spellStart"/>
+            <w:r>
+              <w:rPr>
+                <w:spacing w:val="-2"/>
+                <w:sz w:val="22"/>
+                <w:szCs w:val="22"/>
+                <w:lang w:val="en-US"/>
+              </w:rPr>
+              <w:t>dân</w:t>
+            </w:r>
+            <w:proofErr w:type="spellEnd"/>
             <w:r>
               <w:rPr>
                 <w:spacing w:val="-2"/>
@@ -1110,6 +1172,7 @@
                 <w:lang w:val="en-US"/>
               </w:rPr>
             </w:pPr>
+            <w:proofErr w:type="spellStart"/>
             <w:r>
               <w:rPr>
                 <w:spacing w:val="-2"/>
@@ -1117,7 +1180,37 @@
                 <w:szCs w:val="22"/>
                 <w:lang w:val="en-US"/>
               </w:rPr>
-              <w:t xml:space="preserve">Ngày cấp </w:t>
+              <w:t>Ngày</w:t>
+            </w:r>
+            <w:proofErr w:type="spellEnd"/>
+            <w:r>
+              <w:rPr>
+                <w:spacing w:val="-2"/>
+                <w:sz w:val="22"/>
+                <w:szCs w:val="22"/>
+                <w:lang w:val="en-US"/>
+              </w:rPr>
+              <w:t xml:space="preserve"> </w:t>
+            </w:r>
+            <w:proofErr w:type="spellStart"/>
+            <w:r>
+              <w:rPr>
+                <w:spacing w:val="-2"/>
+                <w:sz w:val="22"/>
+                <w:szCs w:val="22"/>
+                <w:lang w:val="en-US"/>
+              </w:rPr>
+              <w:t>cấp</w:t>
+            </w:r>
+            <w:proofErr w:type="spellEnd"/>
+            <w:r>
+              <w:rPr>
+                <w:spacing w:val="-2"/>
+                <w:sz w:val="22"/>
+                <w:szCs w:val="22"/>
+                <w:lang w:val="en-US"/>
+              </w:rPr>
+              <w:t xml:space="preserve"> </w:t>
             </w:r>
             <w:r>
               <w:rPr>
@@ -1262,17 +1355,19 @@
             <w:pPr>
               <w:jc w:val="left"/>
               <w:rPr>
-                <w:sz w:val="22"/>
-                <w:szCs w:val="22"/>
+                <w:sz w:val="20"/>
+                <w:szCs w:val="20"/>
               </w:rPr>
             </w:pPr>
-            <w:r>
-              <w:rPr>
-                <w:sz w:val="22"/>
-                <w:szCs w:val="22"/>
+            <w:bookmarkStart w:id="0" w:name="_GoBack"/>
+            <w:r>
+              <w:rPr>
+                <w:sz w:val="20"/>
+                <w:szCs w:val="20"/>
               </w:rPr>
               <w:t>Bổ nhiệm, miễn nhiệm hoặc bãi nhiệm đa số hoặc tất cả thành viên hội đồng quản trị, giám đốc hoặc tổng giám đốc của doanh nghiệp</w:t>
             </w:r>
+            <w:bookmarkEnd w:id="0"/>
           </w:p>
         </w:tc>
         <w:tc>
@@ -1512,8 +1607,6 @@
               </w:rPr>
               <w:t>Malaysia</w:t>
             </w:r>
-            <w:bookmarkStart w:id="0" w:name="_GoBack"/>
-            <w:bookmarkEnd w:id="0"/>
           </w:p>
         </w:tc>
         <w:tc>
@@ -1552,7 +1645,7 @@
                 <w:sz w:val="22"/>
                 <w:szCs w:val="22"/>
               </w:rPr>
-              <w:t xml:space="preserve">B1-03-08, Chung cư The Habitat, khu phố Bình Đáng, Phường Bình Hòa, Hồ </w:t>
+              <w:t xml:space="preserve">B1-03-08, Chung cư The Habitat, khu phố Bình Đáng, Phường Bình Hòa, Hồ Chí Minh </w:t>
             </w:r>
             <w:r>
               <w:rPr>
@@ -1560,17 +1653,18 @@
                 <w:sz w:val="22"/>
                 <w:szCs w:val="22"/>
               </w:rPr>
-              <w:lastRenderedPageBreak/>
-              <w:t xml:space="preserve">Chí Minh </w:t>
+              <w:t>,</w:t>
             </w:r>
             <w:r>
               <w:rPr>
                 <w:rFonts w:eastAsia="Calibri"/>
                 <w:sz w:val="22"/>
                 <w:szCs w:val="22"/>
-              </w:rPr>
-              <w:t>,</w:t>
-            </w:r>
+                <w:lang w:val="en-US"/>
+              </w:rPr>
+              <w:t xml:space="preserve"> </w:t>
+            </w:r>
+            <w:proofErr w:type="spellStart"/>
             <w:r>
               <w:rPr>
                 <w:rFonts w:eastAsia="Calibri"/>
@@ -1578,7 +1672,17 @@
                 <w:szCs w:val="22"/>
                 <w:lang w:val="en-US"/>
               </w:rPr>
-              <w:t xml:space="preserve"> Việt Nam</w:t>
+              <w:t>Việt</w:t>
+            </w:r>
+            <w:proofErr w:type="spellEnd"/>
+            <w:r>
+              <w:rPr>
+                <w:rFonts w:eastAsia="Calibri"/>
+                <w:sz w:val="22"/>
+                <w:szCs w:val="22"/>
+                <w:lang w:val="en-US"/>
+              </w:rPr>
+              <w:t xml:space="preserve"> Nam</w:t>
             </w:r>
           </w:p>
         </w:tc>
@@ -1604,7 +1708,6 @@
                 <w:szCs w:val="22"/>
                 <w:lang w:val="en-US"/>
               </w:rPr>
-              <w:lastRenderedPageBreak/>
               <w:t>4</w:t>
             </w:r>
             <w:r>
@@ -1759,28 +1862,86 @@
                 <w:rFonts w:ascii="Times New Roman" w:eastAsia="Calibri" w:hAnsi="Times New Roman" w:cs="Times New Roman"/>
               </w:rPr>
             </w:pPr>
+            <w:proofErr w:type="spellStart"/>
             <w:r>
               <w:rPr>
                 <w:rFonts w:ascii="Times New Roman" w:eastAsia="Calibri" w:hAnsi="Times New Roman" w:cs="Times New Roman"/>
               </w:rPr>
-              <w:t>Thành phố Hồ Chí Minh</w:t>
-            </w:r>
+              <w:t>Thành</w:t>
+            </w:r>
+            <w:proofErr w:type="spellEnd"/>
             <w:r>
               <w:rPr>
                 <w:rFonts w:ascii="Times New Roman" w:eastAsia="Calibri" w:hAnsi="Times New Roman" w:cs="Times New Roman"/>
               </w:rPr>
-              <w:t>, ngày</w:t>
-            </w:r>
+              <w:t xml:space="preserve"> </w:t>
+            </w:r>
+            <w:proofErr w:type="spellStart"/>
             <w:r>
               <w:rPr>
                 <w:rFonts w:ascii="Times New Roman" w:eastAsia="Calibri" w:hAnsi="Times New Roman" w:cs="Times New Roman"/>
               </w:rPr>
+              <w:t>phố</w:t>
+            </w:r>
+            <w:proofErr w:type="spellEnd"/>
+            <w:r>
+              <w:rPr>
+                <w:rFonts w:ascii="Times New Roman" w:eastAsia="Calibri" w:hAnsi="Times New Roman" w:cs="Times New Roman"/>
+              </w:rPr>
               <w:t xml:space="preserve"> </w:t>
             </w:r>
+            <w:proofErr w:type="spellStart"/>
             <w:r>
               <w:rPr>
                 <w:rFonts w:ascii="Times New Roman" w:eastAsia="Calibri" w:hAnsi="Times New Roman" w:cs="Times New Roman"/>
               </w:rPr>
+              <w:t>Hồ</w:t>
+            </w:r>
+            <w:proofErr w:type="spellEnd"/>
+            <w:r>
+              <w:rPr>
+                <w:rFonts w:ascii="Times New Roman" w:eastAsia="Calibri" w:hAnsi="Times New Roman" w:cs="Times New Roman"/>
+              </w:rPr>
+              <w:t xml:space="preserve"> </w:t>
+            </w:r>
+            <w:proofErr w:type="spellStart"/>
+            <w:r>
+              <w:rPr>
+                <w:rFonts w:ascii="Times New Roman" w:eastAsia="Calibri" w:hAnsi="Times New Roman" w:cs="Times New Roman"/>
+              </w:rPr>
+              <w:t>Chí</w:t>
+            </w:r>
+            <w:proofErr w:type="spellEnd"/>
+            <w:r>
+              <w:rPr>
+                <w:rFonts w:ascii="Times New Roman" w:eastAsia="Calibri" w:hAnsi="Times New Roman" w:cs="Times New Roman"/>
+              </w:rPr>
+              <w:t xml:space="preserve"> Minh</w:t>
+            </w:r>
+            <w:r>
+              <w:rPr>
+                <w:rFonts w:ascii="Times New Roman" w:eastAsia="Calibri" w:hAnsi="Times New Roman" w:cs="Times New Roman"/>
+              </w:rPr>
+              <w:t xml:space="preserve">, </w:t>
+            </w:r>
+            <w:proofErr w:type="spellStart"/>
+            <w:r>
+              <w:rPr>
+                <w:rFonts w:ascii="Times New Roman" w:eastAsia="Calibri" w:hAnsi="Times New Roman" w:cs="Times New Roman"/>
+              </w:rPr>
+              <w:t>ngày</w:t>
+            </w:r>
+            <w:proofErr w:type="spellEnd"/>
+            <w:r>
+              <w:rPr>
+                <w:rFonts w:ascii="Times New Roman" w:eastAsia="Calibri" w:hAnsi="Times New Roman" w:cs="Times New Roman"/>
+              </w:rPr>
+              <w:t xml:space="preserve"> </w:t>
+            </w:r>
+            <w:r>
+              <w:rPr>
+                <w:rFonts w:ascii="Times New Roman" w:eastAsia="Calibri" w:hAnsi="Times New Roman" w:cs="Times New Roman"/>
+              </w:rPr>
               <w:t>2</w:t>
             </w:r>
             <w:r>
@@ -1795,12 +1956,14 @@
               </w:rPr>
               <w:t xml:space="preserve"> </w:t>
             </w:r>
+            <w:proofErr w:type="spellStart"/>
             <w:r>
               <w:rPr>
                 <w:rFonts w:ascii="Times New Roman" w:eastAsia="Calibri" w:hAnsi="Times New Roman" w:cs="Times New Roman"/>
               </w:rPr>
               <w:t>tháng</w:t>
             </w:r>
+            <w:proofErr w:type="spellEnd"/>
             <w:r>
               <w:rPr>
                 <w:rFonts w:ascii="Times New Roman" w:eastAsia="Calibri" w:hAnsi="Times New Roman" w:cs="Times New Roman"/>
@@ -1819,12 +1982,14 @@
               </w:rPr>
               <w:t xml:space="preserve"> </w:t>
             </w:r>
+            <w:proofErr w:type="spellStart"/>
             <w:r>
               <w:rPr>
                 <w:rFonts w:ascii="Times New Roman" w:eastAsia="Calibri" w:hAnsi="Times New Roman" w:cs="Times New Roman"/>
               </w:rPr>
               <w:t>năm</w:t>
             </w:r>
+            <w:proofErr w:type="spellEnd"/>
             <w:r>
               <w:rPr>
                 <w:rFonts w:ascii="Times New Roman" w:eastAsia="Calibri" w:hAnsi="Times New Roman" w:cs="Times New Roman"/>
@@ -1907,7 +2072,87 @@
                 <w:rFonts w:ascii="Times New Roman" w:eastAsia="Calibri" w:hAnsi="Times New Roman" w:cs="Times New Roman"/>
                 <w:i/>
               </w:rPr>
-              <w:t>(Ký và ghi họ tên)</w:t>
+              <w:t>(</w:t>
+            </w:r>
+            <w:proofErr w:type="spellStart"/>
+            <w:r>
+              <w:rPr>
+                <w:rFonts w:ascii="Times New Roman" w:eastAsia="Calibri" w:hAnsi="Times New Roman" w:cs="Times New Roman"/>
+                <w:i/>
+              </w:rPr>
+              <w:t>Ký</w:t>
+            </w:r>
+            <w:proofErr w:type="spellEnd"/>
+            <w:r>
+              <w:rPr>
+                <w:rFonts w:ascii="Times New Roman" w:eastAsia="Calibri" w:hAnsi="Times New Roman" w:cs="Times New Roman"/>
+                <w:i/>
+              </w:rPr>
+              <w:t xml:space="preserve"> </w:t>
+            </w:r>
+            <w:proofErr w:type="spellStart"/>
+            <w:r>
+              <w:rPr>
+                <w:rFonts w:ascii="Times New Roman" w:eastAsia="Calibri" w:hAnsi="Times New Roman" w:cs="Times New Roman"/>
+                <w:i/>
+              </w:rPr>
+              <w:t>và</w:t>
+            </w:r>
+            <w:proofErr w:type="spellEnd"/>
+            <w:r>
+              <w:rPr>
+                <w:rFonts w:ascii="Times New Roman" w:eastAsia="Calibri" w:hAnsi="Times New Roman" w:cs="Times New Roman"/>
+                <w:i/>
+              </w:rPr>
+              <w:t xml:space="preserve"> </w:t>
+            </w:r>
+            <w:proofErr w:type="spellStart"/>
+            <w:r>
+              <w:rPr>
+                <w:rFonts w:ascii="Times New Roman" w:eastAsia="Calibri" w:hAnsi="Times New Roman" w:cs="Times New Roman"/>
+                <w:i/>
+              </w:rPr>
+              <w:t>ghi</w:t>
+            </w:r>
+            <w:proofErr w:type="spellEnd"/>
+            <w:r>
+              <w:rPr>
+                <w:rFonts w:ascii="Times New Roman" w:eastAsia="Calibri" w:hAnsi="Times New Roman" w:cs="Times New Roman"/>
+                <w:i/>
+              </w:rPr>
+              <w:t xml:space="preserve"> </w:t>
+            </w:r>
+            <w:proofErr w:type="spellStart"/>
+            <w:r>
+              <w:rPr>
+                <w:rFonts w:ascii="Times New Roman" w:eastAsia="Calibri" w:hAnsi="Times New Roman" w:cs="Times New Roman"/>
+                <w:i/>
+              </w:rPr>
+              <w:t>họ</w:t>
+            </w:r>
+            <w:proofErr w:type="spellEnd"/>
+            <w:r>
+              <w:rPr>
+                <w:rFonts w:ascii="Times New Roman" w:eastAsia="Calibri" w:hAnsi="Times New Roman" w:cs="Times New Roman"/>
+                <w:i/>
+              </w:rPr>
+              <w:t xml:space="preserve"> </w:t>
+            </w:r>
+            <w:proofErr w:type="spellStart"/>
+            <w:r>
+              <w:rPr>
+                <w:rFonts w:ascii="Times New Roman" w:eastAsia="Calibri" w:hAnsi="Times New Roman" w:cs="Times New Roman"/>
+                <w:i/>
+              </w:rPr>
+              <w:t>tên</w:t>
+            </w:r>
+            <w:proofErr w:type="spellEnd"/>
+            <w:r>
+              <w:rPr>
+                <w:rFonts w:ascii="Times New Roman" w:eastAsia="Calibri" w:hAnsi="Times New Roman" w:cs="Times New Roman"/>
+                <w:i/>
+              </w:rPr>
+              <w:t>)</w:t>
             </w:r>
             <w:r>
               <w:rPr>
@@ -2018,10 +2263,11 @@
             </w:pPr>
             <w:r>
               <w:rPr>
-                <w:rFonts w:ascii="Times New Roman" w:eastAsia="Calibri" w:hAnsi="Times New Roman" w:cs="Times New Roman"/>
-                <w:b/>
-              </w:rPr>
-              <w:t>YEOH ZHONG XIANG</w:t>
+                <w:rFonts w:ascii="Times New Roman" w:eastAsia="Times New Roman" w:hAnsi="Times New Roman" w:cs="Times New Roman"/>
+                <w:sz w:val="26"/>
+                <w:szCs w:val="26"/>
+              </w:rPr>
+              <w:t>TRẦN THỊ THU HIỀN</w:t>
             </w:r>
           </w:p>
         </w:tc>
@@ -2119,7 +2365,259 @@
         <w:rPr>
           <w:spacing w:val="-10"/>
         </w:rPr>
-        <w:t xml:space="preserve"> Nếu cột số 5 kê khai Số định danh cá nhân thì không phải kê khai các cột số 6, 7.</w:t>
+        <w:t xml:space="preserve"> </w:t>
+      </w:r>
+      <w:proofErr w:type="spellStart"/>
+      <w:r>
+        <w:rPr>
+          <w:spacing w:val="-10"/>
+        </w:rPr>
+        <w:t>Nếu</w:t>
+      </w:r>
+      <w:proofErr w:type="spellEnd"/>
+      <w:r>
+        <w:rPr>
+          <w:spacing w:val="-10"/>
+        </w:rPr>
+        <w:t xml:space="preserve"> </w:t>
+      </w:r>
+      <w:proofErr w:type="spellStart"/>
+      <w:r>
+        <w:rPr>
+          <w:spacing w:val="-10"/>
+        </w:rPr>
+        <w:t>cột</w:t>
+      </w:r>
+      <w:proofErr w:type="spellEnd"/>
+      <w:r>
+        <w:rPr>
+          <w:spacing w:val="-10"/>
+        </w:rPr>
+        <w:t xml:space="preserve"> </w:t>
+      </w:r>
+      <w:proofErr w:type="spellStart"/>
+      <w:r>
+        <w:rPr>
+          <w:spacing w:val="-10"/>
+        </w:rPr>
+        <w:t>số</w:t>
+      </w:r>
+      <w:proofErr w:type="spellEnd"/>
+      <w:r>
+        <w:rPr>
+          <w:spacing w:val="-10"/>
+        </w:rPr>
+        <w:t xml:space="preserve"> 5 </w:t>
+      </w:r>
+      <w:proofErr w:type="spellStart"/>
+      <w:r>
+        <w:rPr>
+          <w:spacing w:val="-10"/>
+        </w:rPr>
+        <w:t>kê</w:t>
+      </w:r>
+      <w:proofErr w:type="spellEnd"/>
+      <w:r>
+        <w:rPr>
+          <w:spacing w:val="-10"/>
+        </w:rPr>
+        <w:t xml:space="preserve"> </w:t>
+      </w:r>
+      <w:proofErr w:type="spellStart"/>
+      <w:r>
+        <w:rPr>
+          <w:spacing w:val="-10"/>
+        </w:rPr>
+        <w:t>khai</w:t>
+      </w:r>
+      <w:proofErr w:type="spellEnd"/>
+      <w:r>
+        <w:rPr>
+          <w:spacing w:val="-10"/>
+        </w:rPr>
+        <w:t xml:space="preserve"> </w:t>
+      </w:r>
+      <w:proofErr w:type="spellStart"/>
+      <w:r>
+        <w:rPr>
+          <w:spacing w:val="-10"/>
+        </w:rPr>
+        <w:t>Số</w:t>
+      </w:r>
+      <w:proofErr w:type="spellEnd"/>
+      <w:r>
+        <w:rPr>
+          <w:spacing w:val="-10"/>
+        </w:rPr>
+        <w:t xml:space="preserve"> </w:t>
+      </w:r>
+      <w:proofErr w:type="spellStart"/>
+      <w:r>
+        <w:rPr>
+          <w:spacing w:val="-10"/>
+        </w:rPr>
+        <w:t>định</w:t>
+      </w:r>
+      <w:proofErr w:type="spellEnd"/>
+      <w:r>
+        <w:rPr>
+          <w:spacing w:val="-10"/>
+        </w:rPr>
+        <w:t xml:space="preserve"> </w:t>
+      </w:r>
+      <w:proofErr w:type="spellStart"/>
+      <w:r>
+        <w:rPr>
+          <w:spacing w:val="-10"/>
+        </w:rPr>
+        <w:t>danh</w:t>
+      </w:r>
+      <w:proofErr w:type="spellEnd"/>
+      <w:r>
+        <w:rPr>
+          <w:spacing w:val="-10"/>
+        </w:rPr>
+        <w:t xml:space="preserve"> </w:t>
+      </w:r>
+      <w:proofErr w:type="spellStart"/>
+      <w:r>
+        <w:rPr>
+          <w:spacing w:val="-10"/>
+        </w:rPr>
+        <w:t>cá</w:t>
+      </w:r>
+      <w:proofErr w:type="spellEnd"/>
+      <w:r>
+        <w:rPr>
+          <w:spacing w:val="-10"/>
+        </w:rPr>
+        <w:t xml:space="preserve"> </w:t>
+      </w:r>
+      <w:proofErr w:type="spellStart"/>
+      <w:r>
+        <w:rPr>
+          <w:spacing w:val="-10"/>
+        </w:rPr>
+        <w:t>nhân</w:t>
+      </w:r>
+      <w:proofErr w:type="spellEnd"/>
+      <w:r>
+        <w:rPr>
+          <w:spacing w:val="-10"/>
+        </w:rPr>
+        <w:t xml:space="preserve"> </w:t>
+      </w:r>
+      <w:proofErr w:type="spellStart"/>
+      <w:r>
+        <w:rPr>
+          <w:spacing w:val="-10"/>
+        </w:rPr>
+        <w:t>thì</w:t>
+      </w:r>
+      <w:proofErr w:type="spellEnd"/>
+      <w:r>
+        <w:rPr>
+          <w:spacing w:val="-10"/>
+        </w:rPr>
+        <w:t xml:space="preserve"> </w:t>
+      </w:r>
+      <w:proofErr w:type="spellStart"/>
+      <w:r>
+        <w:rPr>
+          <w:spacing w:val="-10"/>
+        </w:rPr>
+        <w:t>không</w:t>
+      </w:r>
+      <w:proofErr w:type="spellEnd"/>
+      <w:r>
+        <w:rPr>
+          <w:spacing w:val="-10"/>
+        </w:rPr>
+        <w:t xml:space="preserve"> </w:t>
+      </w:r>
+      <w:proofErr w:type="spellStart"/>
+      <w:r>
+        <w:rPr>
+          <w:spacing w:val="-10"/>
+        </w:rPr>
+        <w:t>phải</w:t>
+      </w:r>
+      <w:proofErr w:type="spellEnd"/>
+      <w:r>
+        <w:rPr>
+          <w:spacing w:val="-10"/>
+        </w:rPr>
+        <w:t xml:space="preserve"> </w:t>
+      </w:r>
+      <w:proofErr w:type="spellStart"/>
+      <w:r>
+        <w:rPr>
+          <w:spacing w:val="-10"/>
+        </w:rPr>
+        <w:t>kê</w:t>
+      </w:r>
+      <w:proofErr w:type="spellEnd"/>
+      <w:r>
+        <w:rPr>
+          <w:spacing w:val="-10"/>
+        </w:rPr>
+        <w:t xml:space="preserve"> </w:t>
+      </w:r>
+      <w:proofErr w:type="spellStart"/>
+      <w:r>
+        <w:rPr>
+          <w:spacing w:val="-10"/>
+        </w:rPr>
+        <w:t>khai</w:t>
+      </w:r>
+      <w:proofErr w:type="spellEnd"/>
+      <w:r>
+        <w:rPr>
+          <w:spacing w:val="-10"/>
+        </w:rPr>
+        <w:t xml:space="preserve"> </w:t>
+      </w:r>
+      <w:proofErr w:type="spellStart"/>
+      <w:r>
+        <w:rPr>
+          <w:spacing w:val="-10"/>
+        </w:rPr>
+        <w:t>các</w:t>
+      </w:r>
+      <w:proofErr w:type="spellEnd"/>
+      <w:r>
+        <w:rPr>
+          <w:spacing w:val="-10"/>
+        </w:rPr>
+        <w:t xml:space="preserve"> </w:t>
+      </w:r>
+      <w:proofErr w:type="spellStart"/>
+      <w:r>
+        <w:rPr>
+          <w:spacing w:val="-10"/>
+        </w:rPr>
+        <w:t>cột</w:t>
+      </w:r>
+      <w:proofErr w:type="spellEnd"/>
+      <w:r>
+        <w:rPr>
+          <w:spacing w:val="-10"/>
+        </w:rPr>
+        <w:t xml:space="preserve"> </w:t>
+      </w:r>
+      <w:proofErr w:type="spellStart"/>
+      <w:r>
+        <w:rPr>
+          <w:spacing w:val="-10"/>
+        </w:rPr>
+        <w:t>số</w:t>
+      </w:r>
+      <w:proofErr w:type="spellEnd"/>
+      <w:r>
+        <w:rPr>
+          <w:spacing w:val="-10"/>
+        </w:rPr>
+        <w:t xml:space="preserve"> 6, 7.</w:t>
       </w:r>
     </w:p>
   </w:footnote>
@@ -2141,11 +2639,313 @@
       <w:r>
         <w:t xml:space="preserve"> </w:t>
       </w:r>
-      <w:r>
-        <w:rPr>
-          <w:spacing w:val="-10"/>
-        </w:rPr>
-        <w:t>Trường hợp CSHHL thông qua sở hữu vốn điều lệ hoặc tổng số cổ phần có quyền biểu quyết được xác định như sau:</w:t>
+      <w:proofErr w:type="spellStart"/>
+      <w:r>
+        <w:rPr>
+          <w:spacing w:val="-10"/>
+        </w:rPr>
+        <w:t>Trường</w:t>
+      </w:r>
+      <w:proofErr w:type="spellEnd"/>
+      <w:r>
+        <w:rPr>
+          <w:spacing w:val="-10"/>
+        </w:rPr>
+        <w:t xml:space="preserve"> </w:t>
+      </w:r>
+      <w:proofErr w:type="spellStart"/>
+      <w:r>
+        <w:rPr>
+          <w:spacing w:val="-10"/>
+        </w:rPr>
+        <w:t>hợp</w:t>
+      </w:r>
+      <w:proofErr w:type="spellEnd"/>
+      <w:r>
+        <w:rPr>
+          <w:spacing w:val="-10"/>
+        </w:rPr>
+        <w:t xml:space="preserve"> CSHHL </w:t>
+      </w:r>
+      <w:proofErr w:type="spellStart"/>
+      <w:r>
+        <w:rPr>
+          <w:spacing w:val="-10"/>
+        </w:rPr>
+        <w:t>thông</w:t>
+      </w:r>
+      <w:proofErr w:type="spellEnd"/>
+      <w:r>
+        <w:rPr>
+          <w:spacing w:val="-10"/>
+        </w:rPr>
+        <w:t xml:space="preserve"> qua </w:t>
+      </w:r>
+      <w:proofErr w:type="spellStart"/>
+      <w:r>
+        <w:rPr>
+          <w:spacing w:val="-10"/>
+        </w:rPr>
+        <w:t>sở</w:t>
+      </w:r>
+      <w:proofErr w:type="spellEnd"/>
+      <w:r>
+        <w:rPr>
+          <w:spacing w:val="-10"/>
+        </w:rPr>
+        <w:t xml:space="preserve"> </w:t>
+      </w:r>
+      <w:proofErr w:type="spellStart"/>
+      <w:r>
+        <w:rPr>
+          <w:spacing w:val="-10"/>
+        </w:rPr>
+        <w:t>hữu</w:t>
+      </w:r>
+      <w:proofErr w:type="spellEnd"/>
+      <w:r>
+        <w:rPr>
+          <w:spacing w:val="-10"/>
+        </w:rPr>
+        <w:t xml:space="preserve"> </w:t>
+      </w:r>
+      <w:proofErr w:type="spellStart"/>
+      <w:r>
+        <w:rPr>
+          <w:spacing w:val="-10"/>
+        </w:rPr>
+        <w:t>vốn</w:t>
+      </w:r>
+      <w:proofErr w:type="spellEnd"/>
+      <w:r>
+        <w:rPr>
+          <w:spacing w:val="-10"/>
+        </w:rPr>
+        <w:t xml:space="preserve"> </w:t>
+      </w:r>
+      <w:proofErr w:type="spellStart"/>
+      <w:r>
+        <w:rPr>
+          <w:spacing w:val="-10"/>
+        </w:rPr>
+        <w:t>điều</w:t>
+      </w:r>
+      <w:proofErr w:type="spellEnd"/>
+      <w:r>
+        <w:rPr>
+          <w:spacing w:val="-10"/>
+        </w:rPr>
+        <w:t xml:space="preserve"> </w:t>
+      </w:r>
+      <w:proofErr w:type="spellStart"/>
+      <w:r>
+        <w:rPr>
+          <w:spacing w:val="-10"/>
+        </w:rPr>
+        <w:t>lệ</w:t>
+      </w:r>
+      <w:proofErr w:type="spellEnd"/>
+      <w:r>
+        <w:rPr>
+          <w:spacing w:val="-10"/>
+        </w:rPr>
+        <w:t xml:space="preserve"> </w:t>
+      </w:r>
+      <w:proofErr w:type="spellStart"/>
+      <w:r>
+        <w:rPr>
+          <w:spacing w:val="-10"/>
+        </w:rPr>
+        <w:t>hoặc</w:t>
+      </w:r>
+      <w:proofErr w:type="spellEnd"/>
+      <w:r>
+        <w:rPr>
+          <w:spacing w:val="-10"/>
+        </w:rPr>
+        <w:t xml:space="preserve"> </w:t>
+      </w:r>
+      <w:proofErr w:type="spellStart"/>
+      <w:r>
+        <w:rPr>
+          <w:spacing w:val="-10"/>
+        </w:rPr>
+        <w:t>tổng</w:t>
+      </w:r>
+      <w:proofErr w:type="spellEnd"/>
+      <w:r>
+        <w:rPr>
+          <w:spacing w:val="-10"/>
+        </w:rPr>
+        <w:t xml:space="preserve"> </w:t>
+      </w:r>
+      <w:proofErr w:type="spellStart"/>
+      <w:r>
+        <w:rPr>
+          <w:spacing w:val="-10"/>
+        </w:rPr>
+        <w:t>số</w:t>
+      </w:r>
+      <w:proofErr w:type="spellEnd"/>
+      <w:r>
+        <w:rPr>
+          <w:spacing w:val="-10"/>
+        </w:rPr>
+        <w:t xml:space="preserve"> </w:t>
+      </w:r>
+      <w:proofErr w:type="spellStart"/>
+      <w:r>
+        <w:rPr>
+          <w:spacing w:val="-10"/>
+        </w:rPr>
+        <w:t>cổ</w:t>
+      </w:r>
+      <w:proofErr w:type="spellEnd"/>
+      <w:r>
+        <w:rPr>
+          <w:spacing w:val="-10"/>
+        </w:rPr>
+        <w:t xml:space="preserve"> </w:t>
+      </w:r>
+      <w:proofErr w:type="spellStart"/>
+      <w:r>
+        <w:rPr>
+          <w:spacing w:val="-10"/>
+        </w:rPr>
+        <w:t>phần</w:t>
+      </w:r>
+      <w:proofErr w:type="spellEnd"/>
+      <w:r>
+        <w:rPr>
+          <w:spacing w:val="-10"/>
+        </w:rPr>
+        <w:t xml:space="preserve"> </w:t>
+      </w:r>
+      <w:proofErr w:type="spellStart"/>
+      <w:r>
+        <w:rPr>
+          <w:spacing w:val="-10"/>
+        </w:rPr>
+        <w:t>có</w:t>
+      </w:r>
+      <w:proofErr w:type="spellEnd"/>
+      <w:r>
+        <w:rPr>
+          <w:spacing w:val="-10"/>
+        </w:rPr>
+        <w:t xml:space="preserve"> </w:t>
+      </w:r>
+      <w:proofErr w:type="spellStart"/>
+      <w:r>
+        <w:rPr>
+          <w:spacing w:val="-10"/>
+        </w:rPr>
+        <w:t>quyền</w:t>
+      </w:r>
+      <w:proofErr w:type="spellEnd"/>
+      <w:r>
+        <w:rPr>
+          <w:spacing w:val="-10"/>
+        </w:rPr>
+        <w:t xml:space="preserve"> </w:t>
+      </w:r>
+      <w:proofErr w:type="spellStart"/>
+      <w:r>
+        <w:rPr>
+          <w:spacing w:val="-10"/>
+        </w:rPr>
+        <w:t>biểu</w:t>
+      </w:r>
+      <w:proofErr w:type="spellEnd"/>
+      <w:r>
+        <w:rPr>
+          <w:spacing w:val="-10"/>
+        </w:rPr>
+        <w:t xml:space="preserve"> </w:t>
+      </w:r>
+      <w:proofErr w:type="spellStart"/>
+      <w:r>
+        <w:rPr>
+          <w:spacing w:val="-10"/>
+        </w:rPr>
+        <w:t>quyết</w:t>
+      </w:r>
+      <w:proofErr w:type="spellEnd"/>
+      <w:r>
+        <w:rPr>
+          <w:spacing w:val="-10"/>
+        </w:rPr>
+        <w:t xml:space="preserve"> </w:t>
+      </w:r>
+      <w:proofErr w:type="spellStart"/>
+      <w:r>
+        <w:rPr>
+          <w:spacing w:val="-10"/>
+        </w:rPr>
+        <w:t>được</w:t>
+      </w:r>
+      <w:proofErr w:type="spellEnd"/>
+      <w:r>
+        <w:rPr>
+          <w:spacing w:val="-10"/>
+        </w:rPr>
+        <w:t xml:space="preserve"> </w:t>
+      </w:r>
+      <w:proofErr w:type="spellStart"/>
+      <w:r>
+        <w:rPr>
+          <w:spacing w:val="-10"/>
+        </w:rPr>
+        <w:t>xác</w:t>
+      </w:r>
+      <w:proofErr w:type="spellEnd"/>
+      <w:r>
+        <w:rPr>
+          <w:spacing w:val="-10"/>
+        </w:rPr>
+        <w:t xml:space="preserve"> </w:t>
+      </w:r>
+      <w:proofErr w:type="spellStart"/>
+      <w:r>
+        <w:rPr>
+          <w:spacing w:val="-10"/>
+        </w:rPr>
+        <w:t>định</w:t>
+      </w:r>
+      <w:proofErr w:type="spellEnd"/>
+      <w:r>
+        <w:rPr>
+          <w:spacing w:val="-10"/>
+        </w:rPr>
+        <w:t xml:space="preserve"> </w:t>
+      </w:r>
+      <w:proofErr w:type="spellStart"/>
+      <w:r>
+        <w:rPr>
+          <w:spacing w:val="-10"/>
+        </w:rPr>
+        <w:t>như</w:t>
+      </w:r>
+      <w:proofErr w:type="spellEnd"/>
+      <w:r>
+        <w:rPr>
+          <w:spacing w:val="-10"/>
+        </w:rPr>
+        <w:t xml:space="preserve"> </w:t>
+      </w:r>
+      <w:proofErr w:type="spellStart"/>
+      <w:r>
+        <w:rPr>
+          <w:spacing w:val="-10"/>
+        </w:rPr>
+        <w:t>sau</w:t>
+      </w:r>
+      <w:proofErr w:type="spellEnd"/>
+      <w:r>
+        <w:rPr>
+          <w:spacing w:val="-10"/>
+        </w:rPr>
+        <w:t>:</w:t>
       </w:r>
     </w:p>
     <w:p>
@@ -2160,7 +2960,231 @@
         <w:rPr>
           <w:spacing w:val="-10"/>
         </w:rPr>
-        <w:t>- Cá nhân là cổ đông sở hữu từ 25% tổng số cổ phần có quyền biểu quyết trở lên;</w:t>
+        <w:t xml:space="preserve">- Cá </w:t>
+      </w:r>
+      <w:proofErr w:type="spellStart"/>
+      <w:r>
+        <w:rPr>
+          <w:spacing w:val="-10"/>
+        </w:rPr>
+        <w:t>nhân</w:t>
+      </w:r>
+      <w:proofErr w:type="spellEnd"/>
+      <w:r>
+        <w:rPr>
+          <w:spacing w:val="-10"/>
+        </w:rPr>
+        <w:t xml:space="preserve"> là </w:t>
+      </w:r>
+      <w:proofErr w:type="spellStart"/>
+      <w:r>
+        <w:rPr>
+          <w:spacing w:val="-10"/>
+        </w:rPr>
+        <w:t>cô</w:t>
+      </w:r>
+      <w:proofErr w:type="spellEnd"/>
+      <w:r>
+        <w:rPr>
+          <w:spacing w:val="-10"/>
+        </w:rPr>
+        <w:t xml:space="preserve">̉ </w:t>
+      </w:r>
+      <w:proofErr w:type="spellStart"/>
+      <w:r>
+        <w:rPr>
+          <w:spacing w:val="-10"/>
+        </w:rPr>
+        <w:t>đông</w:t>
+      </w:r>
+      <w:proofErr w:type="spellEnd"/>
+      <w:r>
+        <w:rPr>
+          <w:spacing w:val="-10"/>
+        </w:rPr>
+        <w:t xml:space="preserve"> </w:t>
+      </w:r>
+      <w:proofErr w:type="spellStart"/>
+      <w:r>
+        <w:rPr>
+          <w:spacing w:val="-10"/>
+        </w:rPr>
+        <w:t>sơ</w:t>
+      </w:r>
+      <w:proofErr w:type="spellEnd"/>
+      <w:r>
+        <w:rPr>
+          <w:spacing w:val="-10"/>
+        </w:rPr>
+        <w:t xml:space="preserve">̉ </w:t>
+      </w:r>
+      <w:proofErr w:type="spellStart"/>
+      <w:r>
+        <w:rPr>
+          <w:spacing w:val="-10"/>
+        </w:rPr>
+        <w:t>hữu</w:t>
+      </w:r>
+      <w:proofErr w:type="spellEnd"/>
+      <w:r>
+        <w:rPr>
+          <w:spacing w:val="-10"/>
+        </w:rPr>
+        <w:t xml:space="preserve"> </w:t>
+      </w:r>
+      <w:proofErr w:type="spellStart"/>
+      <w:r>
+        <w:rPr>
+          <w:spacing w:val="-10"/>
+        </w:rPr>
+        <w:t>tư</w:t>
+      </w:r>
+      <w:proofErr w:type="spellEnd"/>
+      <w:r>
+        <w:rPr>
+          <w:spacing w:val="-10"/>
+        </w:rPr>
+        <w:t xml:space="preserve">̀ 25% </w:t>
+      </w:r>
+      <w:proofErr w:type="spellStart"/>
+      <w:r>
+        <w:rPr>
+          <w:spacing w:val="-10"/>
+        </w:rPr>
+        <w:t>tổng</w:t>
+      </w:r>
+      <w:proofErr w:type="spellEnd"/>
+      <w:r>
+        <w:rPr>
+          <w:spacing w:val="-10"/>
+        </w:rPr>
+        <w:t xml:space="preserve"> </w:t>
+      </w:r>
+      <w:proofErr w:type="spellStart"/>
+      <w:r>
+        <w:rPr>
+          <w:spacing w:val="-10"/>
+        </w:rPr>
+        <w:t>số</w:t>
+      </w:r>
+      <w:proofErr w:type="spellEnd"/>
+      <w:r>
+        <w:rPr>
+          <w:spacing w:val="-10"/>
+        </w:rPr>
+        <w:t xml:space="preserve"> </w:t>
+      </w:r>
+      <w:proofErr w:type="spellStart"/>
+      <w:r>
+        <w:rPr>
+          <w:spacing w:val="-10"/>
+        </w:rPr>
+        <w:t>cổ</w:t>
+      </w:r>
+      <w:proofErr w:type="spellEnd"/>
+      <w:r>
+        <w:rPr>
+          <w:spacing w:val="-10"/>
+        </w:rPr>
+        <w:t xml:space="preserve"> </w:t>
+      </w:r>
+      <w:proofErr w:type="spellStart"/>
+      <w:r>
+        <w:rPr>
+          <w:spacing w:val="-10"/>
+        </w:rPr>
+        <w:t>phần</w:t>
+      </w:r>
+      <w:proofErr w:type="spellEnd"/>
+      <w:r>
+        <w:rPr>
+          <w:spacing w:val="-10"/>
+        </w:rPr>
+        <w:t xml:space="preserve"> </w:t>
+      </w:r>
+      <w:proofErr w:type="spellStart"/>
+      <w:r>
+        <w:rPr>
+          <w:spacing w:val="-10"/>
+        </w:rPr>
+        <w:t>có</w:t>
+      </w:r>
+      <w:proofErr w:type="spellEnd"/>
+      <w:r>
+        <w:rPr>
+          <w:spacing w:val="-10"/>
+        </w:rPr>
+        <w:t xml:space="preserve"> </w:t>
+      </w:r>
+      <w:proofErr w:type="spellStart"/>
+      <w:r>
+        <w:rPr>
+          <w:spacing w:val="-10"/>
+        </w:rPr>
+        <w:t>quyền</w:t>
+      </w:r>
+      <w:proofErr w:type="spellEnd"/>
+      <w:r>
+        <w:rPr>
+          <w:spacing w:val="-10"/>
+        </w:rPr>
+        <w:t xml:space="preserve"> </w:t>
+      </w:r>
+      <w:proofErr w:type="spellStart"/>
+      <w:r>
+        <w:rPr>
+          <w:spacing w:val="-10"/>
+        </w:rPr>
+        <w:t>biểu</w:t>
+      </w:r>
+      <w:proofErr w:type="spellEnd"/>
+      <w:r>
+        <w:rPr>
+          <w:spacing w:val="-10"/>
+        </w:rPr>
+        <w:t xml:space="preserve"> </w:t>
+      </w:r>
+      <w:proofErr w:type="spellStart"/>
+      <w:r>
+        <w:rPr>
+          <w:spacing w:val="-10"/>
+        </w:rPr>
+        <w:t>quyết</w:t>
+      </w:r>
+      <w:proofErr w:type="spellEnd"/>
+      <w:r>
+        <w:rPr>
+          <w:spacing w:val="-10"/>
+        </w:rPr>
+        <w:t xml:space="preserve"> </w:t>
+      </w:r>
+      <w:proofErr w:type="spellStart"/>
+      <w:r>
+        <w:rPr>
+          <w:spacing w:val="-10"/>
+        </w:rPr>
+        <w:t>trơ</w:t>
+      </w:r>
+      <w:proofErr w:type="spellEnd"/>
+      <w:r>
+        <w:rPr>
+          <w:spacing w:val="-10"/>
+        </w:rPr>
+        <w:t xml:space="preserve">̉ </w:t>
+      </w:r>
+      <w:proofErr w:type="spellStart"/>
+      <w:r>
+        <w:rPr>
+          <w:spacing w:val="-10"/>
+        </w:rPr>
+        <w:t>lên</w:t>
+      </w:r>
+      <w:proofErr w:type="spellEnd"/>
+      <w:r>
+        <w:rPr>
+          <w:spacing w:val="-10"/>
+        </w:rPr>
+        <w:t>;</w:t>
       </w:r>
     </w:p>
     <w:p>
@@ -2175,7 +3199,315 @@
         <w:rPr>
           <w:spacing w:val="-10"/>
         </w:rPr>
-        <w:t>- Cá nhân là thành viên sở hữu từ 25% vốn điều lệ trở lên của công ty trách nhiệm hữu hạn hai thành viên trở lên;</w:t>
+        <w:t xml:space="preserve">- Cá </w:t>
+      </w:r>
+      <w:proofErr w:type="spellStart"/>
+      <w:r>
+        <w:rPr>
+          <w:spacing w:val="-10"/>
+        </w:rPr>
+        <w:t>nhân</w:t>
+      </w:r>
+      <w:proofErr w:type="spellEnd"/>
+      <w:r>
+        <w:rPr>
+          <w:spacing w:val="-10"/>
+        </w:rPr>
+        <w:t xml:space="preserve"> là </w:t>
+      </w:r>
+      <w:proofErr w:type="spellStart"/>
+      <w:r>
+        <w:rPr>
+          <w:spacing w:val="-10"/>
+        </w:rPr>
+        <w:t>thành</w:t>
+      </w:r>
+      <w:proofErr w:type="spellEnd"/>
+      <w:r>
+        <w:rPr>
+          <w:spacing w:val="-10"/>
+        </w:rPr>
+        <w:t xml:space="preserve"> </w:t>
+      </w:r>
+      <w:proofErr w:type="spellStart"/>
+      <w:r>
+        <w:rPr>
+          <w:spacing w:val="-10"/>
+        </w:rPr>
+        <w:t>viên</w:t>
+      </w:r>
+      <w:proofErr w:type="spellEnd"/>
+      <w:r>
+        <w:rPr>
+          <w:spacing w:val="-10"/>
+        </w:rPr>
+        <w:t xml:space="preserve"> </w:t>
+      </w:r>
+      <w:proofErr w:type="spellStart"/>
+      <w:r>
+        <w:rPr>
+          <w:spacing w:val="-10"/>
+        </w:rPr>
+        <w:t>sơ</w:t>
+      </w:r>
+      <w:proofErr w:type="spellEnd"/>
+      <w:r>
+        <w:rPr>
+          <w:spacing w:val="-10"/>
+        </w:rPr>
+        <w:t xml:space="preserve">̉ </w:t>
+      </w:r>
+      <w:proofErr w:type="spellStart"/>
+      <w:r>
+        <w:rPr>
+          <w:spacing w:val="-10"/>
+        </w:rPr>
+        <w:t>hữu</w:t>
+      </w:r>
+      <w:proofErr w:type="spellEnd"/>
+      <w:r>
+        <w:rPr>
+          <w:spacing w:val="-10"/>
+        </w:rPr>
+        <w:t xml:space="preserve"> </w:t>
+      </w:r>
+      <w:proofErr w:type="spellStart"/>
+      <w:r>
+        <w:rPr>
+          <w:spacing w:val="-10"/>
+        </w:rPr>
+        <w:t>tư</w:t>
+      </w:r>
+      <w:proofErr w:type="spellEnd"/>
+      <w:r>
+        <w:rPr>
+          <w:spacing w:val="-10"/>
+        </w:rPr>
+        <w:t xml:space="preserve">̀ 25% </w:t>
+      </w:r>
+      <w:proofErr w:type="spellStart"/>
+      <w:r>
+        <w:rPr>
+          <w:spacing w:val="-10"/>
+        </w:rPr>
+        <w:t>vốn</w:t>
+      </w:r>
+      <w:proofErr w:type="spellEnd"/>
+      <w:r>
+        <w:rPr>
+          <w:spacing w:val="-10"/>
+        </w:rPr>
+        <w:t xml:space="preserve"> </w:t>
+      </w:r>
+      <w:proofErr w:type="spellStart"/>
+      <w:r>
+        <w:rPr>
+          <w:spacing w:val="-10"/>
+        </w:rPr>
+        <w:t>điều</w:t>
+      </w:r>
+      <w:proofErr w:type="spellEnd"/>
+      <w:r>
+        <w:rPr>
+          <w:spacing w:val="-10"/>
+        </w:rPr>
+        <w:t xml:space="preserve"> </w:t>
+      </w:r>
+      <w:proofErr w:type="spellStart"/>
+      <w:r>
+        <w:rPr>
+          <w:spacing w:val="-10"/>
+        </w:rPr>
+        <w:t>lê</w:t>
+      </w:r>
+      <w:proofErr w:type="spellEnd"/>
+      <w:r>
+        <w:rPr>
+          <w:spacing w:val="-10"/>
+        </w:rPr>
+        <w:t xml:space="preserve">̣ </w:t>
+      </w:r>
+      <w:proofErr w:type="spellStart"/>
+      <w:r>
+        <w:rPr>
+          <w:spacing w:val="-10"/>
+        </w:rPr>
+        <w:t>trơ</w:t>
+      </w:r>
+      <w:proofErr w:type="spellEnd"/>
+      <w:r>
+        <w:rPr>
+          <w:spacing w:val="-10"/>
+        </w:rPr>
+        <w:t xml:space="preserve">̉ </w:t>
+      </w:r>
+      <w:proofErr w:type="spellStart"/>
+      <w:r>
+        <w:rPr>
+          <w:spacing w:val="-10"/>
+        </w:rPr>
+        <w:t>lên</w:t>
+      </w:r>
+      <w:proofErr w:type="spellEnd"/>
+      <w:r>
+        <w:rPr>
+          <w:spacing w:val="-10"/>
+        </w:rPr>
+        <w:t xml:space="preserve"> </w:t>
+      </w:r>
+      <w:proofErr w:type="spellStart"/>
+      <w:r>
+        <w:rPr>
+          <w:spacing w:val="-10"/>
+        </w:rPr>
+        <w:t>của</w:t>
+      </w:r>
+      <w:proofErr w:type="spellEnd"/>
+      <w:r>
+        <w:rPr>
+          <w:spacing w:val="-10"/>
+        </w:rPr>
+        <w:t xml:space="preserve"> </w:t>
+      </w:r>
+      <w:proofErr w:type="spellStart"/>
+      <w:r>
+        <w:rPr>
+          <w:spacing w:val="-10"/>
+        </w:rPr>
+        <w:t>công</w:t>
+      </w:r>
+      <w:proofErr w:type="spellEnd"/>
+      <w:r>
+        <w:rPr>
+          <w:spacing w:val="-10"/>
+        </w:rPr>
+        <w:t xml:space="preserve"> ty </w:t>
+      </w:r>
+      <w:proofErr w:type="spellStart"/>
+      <w:r>
+        <w:rPr>
+          <w:spacing w:val="-10"/>
+        </w:rPr>
+        <w:t>trách</w:t>
+      </w:r>
+      <w:proofErr w:type="spellEnd"/>
+      <w:r>
+        <w:rPr>
+          <w:spacing w:val="-10"/>
+        </w:rPr>
+        <w:t xml:space="preserve"> </w:t>
+      </w:r>
+      <w:proofErr w:type="spellStart"/>
+      <w:r>
+        <w:rPr>
+          <w:spacing w:val="-10"/>
+        </w:rPr>
+        <w:t>nhiệm</w:t>
+      </w:r>
+      <w:proofErr w:type="spellEnd"/>
+      <w:r>
+        <w:rPr>
+          <w:spacing w:val="-10"/>
+        </w:rPr>
+        <w:t xml:space="preserve"> </w:t>
+      </w:r>
+      <w:proofErr w:type="spellStart"/>
+      <w:r>
+        <w:rPr>
+          <w:spacing w:val="-10"/>
+        </w:rPr>
+        <w:t>hữu</w:t>
+      </w:r>
+      <w:proofErr w:type="spellEnd"/>
+      <w:r>
+        <w:rPr>
+          <w:spacing w:val="-10"/>
+        </w:rPr>
+        <w:t xml:space="preserve"> </w:t>
+      </w:r>
+      <w:proofErr w:type="spellStart"/>
+      <w:r>
+        <w:rPr>
+          <w:spacing w:val="-10"/>
+        </w:rPr>
+        <w:t>hạn</w:t>
+      </w:r>
+      <w:proofErr w:type="spellEnd"/>
+      <w:r>
+        <w:rPr>
+          <w:spacing w:val="-10"/>
+        </w:rPr>
+        <w:t xml:space="preserve"> </w:t>
+      </w:r>
+      <w:proofErr w:type="spellStart"/>
+      <w:r>
+        <w:rPr>
+          <w:spacing w:val="-10"/>
+        </w:rPr>
+        <w:t>hai</w:t>
+      </w:r>
+      <w:proofErr w:type="spellEnd"/>
+      <w:r>
+        <w:rPr>
+          <w:spacing w:val="-10"/>
+        </w:rPr>
+        <w:t xml:space="preserve"> </w:t>
+      </w:r>
+      <w:proofErr w:type="spellStart"/>
+      <w:r>
+        <w:rPr>
+          <w:spacing w:val="-10"/>
+        </w:rPr>
+        <w:t>thành</w:t>
+      </w:r>
+      <w:proofErr w:type="spellEnd"/>
+      <w:r>
+        <w:rPr>
+          <w:spacing w:val="-10"/>
+        </w:rPr>
+        <w:t xml:space="preserve"> </w:t>
+      </w:r>
+      <w:proofErr w:type="spellStart"/>
+      <w:r>
+        <w:rPr>
+          <w:spacing w:val="-10"/>
+        </w:rPr>
+        <w:t>viên</w:t>
+      </w:r>
+      <w:proofErr w:type="spellEnd"/>
+      <w:r>
+        <w:rPr>
+          <w:spacing w:val="-10"/>
+        </w:rPr>
+        <w:t xml:space="preserve"> </w:t>
+      </w:r>
+      <w:proofErr w:type="spellStart"/>
+      <w:r>
+        <w:rPr>
+          <w:spacing w:val="-10"/>
+        </w:rPr>
+        <w:t>trơ</w:t>
+      </w:r>
+      <w:proofErr w:type="spellEnd"/>
+      <w:r>
+        <w:rPr>
+          <w:spacing w:val="-10"/>
+        </w:rPr>
+        <w:t xml:space="preserve">̉ </w:t>
+      </w:r>
+      <w:proofErr w:type="spellStart"/>
+      <w:r>
+        <w:rPr>
+          <w:spacing w:val="-10"/>
+        </w:rPr>
+        <w:t>lên</w:t>
+      </w:r>
+      <w:proofErr w:type="spellEnd"/>
+      <w:r>
+        <w:rPr>
+          <w:spacing w:val="-10"/>
+        </w:rPr>
+        <w:t>;</w:t>
       </w:r>
     </w:p>
     <w:p>
@@ -2190,7 +3522,175 @@
         <w:rPr>
           <w:spacing w:val="-10"/>
         </w:rPr>
-        <w:t>- Cá nhân là chủ sở hữu công ty trách nhiệm hữu hạn một thành viên;</w:t>
+        <w:t xml:space="preserve">- Cá </w:t>
+      </w:r>
+      <w:proofErr w:type="spellStart"/>
+      <w:r>
+        <w:rPr>
+          <w:spacing w:val="-10"/>
+        </w:rPr>
+        <w:t>nhân</w:t>
+      </w:r>
+      <w:proofErr w:type="spellEnd"/>
+      <w:r>
+        <w:rPr>
+          <w:spacing w:val="-10"/>
+        </w:rPr>
+        <w:t xml:space="preserve"> là </w:t>
+      </w:r>
+      <w:proofErr w:type="spellStart"/>
+      <w:r>
+        <w:rPr>
+          <w:spacing w:val="-10"/>
+        </w:rPr>
+        <w:t>chu</w:t>
+      </w:r>
+      <w:proofErr w:type="spellEnd"/>
+      <w:r>
+        <w:rPr>
+          <w:spacing w:val="-10"/>
+        </w:rPr>
+        <w:t xml:space="preserve">̉ </w:t>
+      </w:r>
+      <w:proofErr w:type="spellStart"/>
+      <w:r>
+        <w:rPr>
+          <w:spacing w:val="-10"/>
+        </w:rPr>
+        <w:t>sơ</w:t>
+      </w:r>
+      <w:proofErr w:type="spellEnd"/>
+      <w:r>
+        <w:rPr>
+          <w:spacing w:val="-10"/>
+        </w:rPr>
+        <w:t xml:space="preserve">̉ </w:t>
+      </w:r>
+      <w:proofErr w:type="spellStart"/>
+      <w:r>
+        <w:rPr>
+          <w:spacing w:val="-10"/>
+        </w:rPr>
+        <w:t>hữu</w:t>
+      </w:r>
+      <w:proofErr w:type="spellEnd"/>
+      <w:r>
+        <w:rPr>
+          <w:spacing w:val="-10"/>
+        </w:rPr>
+        <w:t xml:space="preserve"> </w:t>
+      </w:r>
+      <w:proofErr w:type="spellStart"/>
+      <w:r>
+        <w:rPr>
+          <w:spacing w:val="-10"/>
+        </w:rPr>
+        <w:t>công</w:t>
+      </w:r>
+      <w:proofErr w:type="spellEnd"/>
+      <w:r>
+        <w:rPr>
+          <w:spacing w:val="-10"/>
+        </w:rPr>
+        <w:t xml:space="preserve"> ty </w:t>
+      </w:r>
+      <w:proofErr w:type="spellStart"/>
+      <w:r>
+        <w:rPr>
+          <w:spacing w:val="-10"/>
+        </w:rPr>
+        <w:t>trách</w:t>
+      </w:r>
+      <w:proofErr w:type="spellEnd"/>
+      <w:r>
+        <w:rPr>
+          <w:spacing w:val="-10"/>
+        </w:rPr>
+        <w:t xml:space="preserve"> </w:t>
+      </w:r>
+      <w:proofErr w:type="spellStart"/>
+      <w:r>
+        <w:rPr>
+          <w:spacing w:val="-10"/>
+        </w:rPr>
+        <w:t>nhiệm</w:t>
+      </w:r>
+      <w:proofErr w:type="spellEnd"/>
+      <w:r>
+        <w:rPr>
+          <w:spacing w:val="-10"/>
+        </w:rPr>
+        <w:t xml:space="preserve"> </w:t>
+      </w:r>
+      <w:proofErr w:type="spellStart"/>
+      <w:r>
+        <w:rPr>
+          <w:spacing w:val="-10"/>
+        </w:rPr>
+        <w:t>hữu</w:t>
+      </w:r>
+      <w:proofErr w:type="spellEnd"/>
+      <w:r>
+        <w:rPr>
+          <w:spacing w:val="-10"/>
+        </w:rPr>
+        <w:t xml:space="preserve"> </w:t>
+      </w:r>
+      <w:proofErr w:type="spellStart"/>
+      <w:r>
+        <w:rPr>
+          <w:spacing w:val="-10"/>
+        </w:rPr>
+        <w:t>hạn</w:t>
+      </w:r>
+      <w:proofErr w:type="spellEnd"/>
+      <w:r>
+        <w:rPr>
+          <w:spacing w:val="-10"/>
+        </w:rPr>
+        <w:t xml:space="preserve"> </w:t>
+      </w:r>
+      <w:proofErr w:type="spellStart"/>
+      <w:r>
+        <w:rPr>
+          <w:spacing w:val="-10"/>
+        </w:rPr>
+        <w:t>một</w:t>
+      </w:r>
+      <w:proofErr w:type="spellEnd"/>
+      <w:r>
+        <w:rPr>
+          <w:spacing w:val="-10"/>
+        </w:rPr>
+        <w:t xml:space="preserve"> </w:t>
+      </w:r>
+      <w:proofErr w:type="spellStart"/>
+      <w:r>
+        <w:rPr>
+          <w:spacing w:val="-10"/>
+        </w:rPr>
+        <w:t>thành</w:t>
+      </w:r>
+      <w:proofErr w:type="spellEnd"/>
+      <w:r>
+        <w:rPr>
+          <w:spacing w:val="-10"/>
+        </w:rPr>
+        <w:t xml:space="preserve"> </w:t>
+      </w:r>
+      <w:proofErr w:type="spellStart"/>
+      <w:r>
+        <w:rPr>
+          <w:spacing w:val="-10"/>
+        </w:rPr>
+        <w:t>viên</w:t>
+      </w:r>
+      <w:proofErr w:type="spellEnd"/>
+      <w:r>
+        <w:rPr>
+          <w:spacing w:val="-10"/>
+        </w:rPr>
+        <w:t>;</w:t>
       </w:r>
     </w:p>
     <w:p>
@@ -2201,7 +3701,147 @@
         <w:rPr>
           <w:spacing w:val="-10"/>
         </w:rPr>
-        <w:t>- Cá nhân là thành viên hợp danh công ty hợp danh.</w:t>
+        <w:t xml:space="preserve">- </w:t>
+      </w:r>
+      <w:proofErr w:type="spellStart"/>
+      <w:r>
+        <w:rPr>
+          <w:spacing w:val="-10"/>
+        </w:rPr>
+        <w:t>Cá</w:t>
+      </w:r>
+      <w:proofErr w:type="spellEnd"/>
+      <w:r>
+        <w:rPr>
+          <w:spacing w:val="-10"/>
+        </w:rPr>
+        <w:t xml:space="preserve"> </w:t>
+      </w:r>
+      <w:proofErr w:type="spellStart"/>
+      <w:r>
+        <w:rPr>
+          <w:spacing w:val="-10"/>
+        </w:rPr>
+        <w:t>nhân</w:t>
+      </w:r>
+      <w:proofErr w:type="spellEnd"/>
+      <w:r>
+        <w:rPr>
+          <w:spacing w:val="-10"/>
+        </w:rPr>
+        <w:t xml:space="preserve"> </w:t>
+      </w:r>
+      <w:proofErr w:type="spellStart"/>
+      <w:r>
+        <w:rPr>
+          <w:spacing w:val="-10"/>
+        </w:rPr>
+        <w:t>là</w:t>
+      </w:r>
+      <w:proofErr w:type="spellEnd"/>
+      <w:r>
+        <w:rPr>
+          <w:spacing w:val="-10"/>
+        </w:rPr>
+        <w:t xml:space="preserve"> </w:t>
+      </w:r>
+      <w:proofErr w:type="spellStart"/>
+      <w:r>
+        <w:rPr>
+          <w:spacing w:val="-10"/>
+        </w:rPr>
+        <w:t>thành</w:t>
+      </w:r>
+      <w:proofErr w:type="spellEnd"/>
+      <w:r>
+        <w:rPr>
+          <w:spacing w:val="-10"/>
+        </w:rPr>
+        <w:t xml:space="preserve"> </w:t>
+      </w:r>
+      <w:proofErr w:type="spellStart"/>
+      <w:r>
+        <w:rPr>
+          <w:spacing w:val="-10"/>
+        </w:rPr>
+        <w:t>viên</w:t>
+      </w:r>
+      <w:proofErr w:type="spellEnd"/>
+      <w:r>
+        <w:rPr>
+          <w:spacing w:val="-10"/>
+        </w:rPr>
+        <w:t xml:space="preserve"> </w:t>
+      </w:r>
+      <w:proofErr w:type="spellStart"/>
+      <w:r>
+        <w:rPr>
+          <w:spacing w:val="-10"/>
+        </w:rPr>
+        <w:t>hợp</w:t>
+      </w:r>
+      <w:proofErr w:type="spellEnd"/>
+      <w:r>
+        <w:rPr>
+          <w:spacing w:val="-10"/>
+        </w:rPr>
+        <w:t xml:space="preserve"> </w:t>
+      </w:r>
+      <w:proofErr w:type="spellStart"/>
+      <w:r>
+        <w:rPr>
+          <w:spacing w:val="-10"/>
+        </w:rPr>
+        <w:t>danh</w:t>
+      </w:r>
+      <w:proofErr w:type="spellEnd"/>
+      <w:r>
+        <w:rPr>
+          <w:spacing w:val="-10"/>
+        </w:rPr>
+        <w:t xml:space="preserve"> </w:t>
+      </w:r>
+      <w:proofErr w:type="spellStart"/>
+      <w:r>
+        <w:rPr>
+          <w:spacing w:val="-10"/>
+        </w:rPr>
+        <w:t>công</w:t>
+      </w:r>
+      <w:proofErr w:type="spellEnd"/>
+      <w:r>
+        <w:rPr>
+          <w:spacing w:val="-10"/>
+        </w:rPr>
+        <w:t xml:space="preserve"> ty </w:t>
+      </w:r>
+      <w:proofErr w:type="spellStart"/>
+      <w:r>
+        <w:rPr>
+          <w:spacing w:val="-10"/>
+        </w:rPr>
+        <w:t>hợp</w:t>
+      </w:r>
+      <w:proofErr w:type="spellEnd"/>
+      <w:r>
+        <w:rPr>
+          <w:spacing w:val="-10"/>
+        </w:rPr>
+        <w:t xml:space="preserve"> </w:t>
+      </w:r>
+      <w:proofErr w:type="spellStart"/>
+      <w:r>
+        <w:rPr>
+          <w:spacing w:val="-10"/>
+        </w:rPr>
+        <w:t>danh</w:t>
+      </w:r>
+      <w:proofErr w:type="spellEnd"/>
+      <w:r>
+        <w:rPr>
+          <w:spacing w:val="-10"/>
+        </w:rPr>
+        <w:t>.</w:t>
       </w:r>
     </w:p>
   </w:footnote>
@@ -2225,7 +3865,497 @@
         <w:rPr>
           <w:spacing w:val="-10"/>
         </w:rPr>
-        <w:t xml:space="preserve"> Tỷ lệ sở hữu cổ phần có quyền biểu quyết = Số cổ phần có quyền biểu quyết của chủ sở hữu hưởng lợi/tổng số cổ phần có quyền biểu quyết của công ty cổ phần.</w:t>
+        <w:t xml:space="preserve"> </w:t>
+      </w:r>
+      <w:proofErr w:type="spellStart"/>
+      <w:r>
+        <w:rPr>
+          <w:spacing w:val="-10"/>
+        </w:rPr>
+        <w:t>Tỷ</w:t>
+      </w:r>
+      <w:proofErr w:type="spellEnd"/>
+      <w:r>
+        <w:rPr>
+          <w:spacing w:val="-10"/>
+        </w:rPr>
+        <w:t xml:space="preserve"> </w:t>
+      </w:r>
+      <w:proofErr w:type="spellStart"/>
+      <w:r>
+        <w:rPr>
+          <w:spacing w:val="-10"/>
+        </w:rPr>
+        <w:t>lệ</w:t>
+      </w:r>
+      <w:proofErr w:type="spellEnd"/>
+      <w:r>
+        <w:rPr>
+          <w:spacing w:val="-10"/>
+        </w:rPr>
+        <w:t xml:space="preserve"> </w:t>
+      </w:r>
+      <w:proofErr w:type="spellStart"/>
+      <w:r>
+        <w:rPr>
+          <w:spacing w:val="-10"/>
+        </w:rPr>
+        <w:t>sở</w:t>
+      </w:r>
+      <w:proofErr w:type="spellEnd"/>
+      <w:r>
+        <w:rPr>
+          <w:spacing w:val="-10"/>
+        </w:rPr>
+        <w:t xml:space="preserve"> </w:t>
+      </w:r>
+      <w:proofErr w:type="spellStart"/>
+      <w:r>
+        <w:rPr>
+          <w:spacing w:val="-10"/>
+        </w:rPr>
+        <w:t>hữu</w:t>
+      </w:r>
+      <w:proofErr w:type="spellEnd"/>
+      <w:r>
+        <w:rPr>
+          <w:spacing w:val="-10"/>
+        </w:rPr>
+        <w:t xml:space="preserve"> </w:t>
+      </w:r>
+      <w:proofErr w:type="spellStart"/>
+      <w:r>
+        <w:rPr>
+          <w:spacing w:val="-10"/>
+        </w:rPr>
+        <w:t>cổ</w:t>
+      </w:r>
+      <w:proofErr w:type="spellEnd"/>
+      <w:r>
+        <w:rPr>
+          <w:spacing w:val="-10"/>
+        </w:rPr>
+        <w:t xml:space="preserve"> </w:t>
+      </w:r>
+      <w:proofErr w:type="spellStart"/>
+      <w:r>
+        <w:rPr>
+          <w:spacing w:val="-10"/>
+        </w:rPr>
+        <w:t>phần</w:t>
+      </w:r>
+      <w:proofErr w:type="spellEnd"/>
+      <w:r>
+        <w:rPr>
+          <w:spacing w:val="-10"/>
+        </w:rPr>
+        <w:t xml:space="preserve"> </w:t>
+      </w:r>
+      <w:proofErr w:type="spellStart"/>
+      <w:r>
+        <w:rPr>
+          <w:spacing w:val="-10"/>
+        </w:rPr>
+        <w:t>có</w:t>
+      </w:r>
+      <w:proofErr w:type="spellEnd"/>
+      <w:r>
+        <w:rPr>
+          <w:spacing w:val="-10"/>
+        </w:rPr>
+        <w:t xml:space="preserve"> </w:t>
+      </w:r>
+      <w:proofErr w:type="spellStart"/>
+      <w:r>
+        <w:rPr>
+          <w:spacing w:val="-10"/>
+        </w:rPr>
+        <w:t>quyền</w:t>
+      </w:r>
+      <w:proofErr w:type="spellEnd"/>
+      <w:r>
+        <w:rPr>
+          <w:spacing w:val="-10"/>
+        </w:rPr>
+        <w:t xml:space="preserve"> </w:t>
+      </w:r>
+      <w:proofErr w:type="spellStart"/>
+      <w:r>
+        <w:rPr>
+          <w:spacing w:val="-10"/>
+        </w:rPr>
+        <w:t>biểu</w:t>
+      </w:r>
+      <w:proofErr w:type="spellEnd"/>
+      <w:r>
+        <w:rPr>
+          <w:spacing w:val="-10"/>
+        </w:rPr>
+        <w:t xml:space="preserve"> </w:t>
+      </w:r>
+      <w:proofErr w:type="spellStart"/>
+      <w:r>
+        <w:rPr>
+          <w:spacing w:val="-10"/>
+        </w:rPr>
+        <w:t>quyết</w:t>
+      </w:r>
+      <w:proofErr w:type="spellEnd"/>
+      <w:r>
+        <w:rPr>
+          <w:spacing w:val="-10"/>
+        </w:rPr>
+        <w:t xml:space="preserve"> = </w:t>
+      </w:r>
+      <w:proofErr w:type="spellStart"/>
+      <w:r>
+        <w:rPr>
+          <w:spacing w:val="-10"/>
+        </w:rPr>
+        <w:t>Số</w:t>
+      </w:r>
+      <w:proofErr w:type="spellEnd"/>
+      <w:r>
+        <w:rPr>
+          <w:spacing w:val="-10"/>
+        </w:rPr>
+        <w:t xml:space="preserve"> </w:t>
+      </w:r>
+      <w:proofErr w:type="spellStart"/>
+      <w:r>
+        <w:rPr>
+          <w:spacing w:val="-10"/>
+        </w:rPr>
+        <w:t>cổ</w:t>
+      </w:r>
+      <w:proofErr w:type="spellEnd"/>
+      <w:r>
+        <w:rPr>
+          <w:spacing w:val="-10"/>
+        </w:rPr>
+        <w:t xml:space="preserve"> </w:t>
+      </w:r>
+      <w:proofErr w:type="spellStart"/>
+      <w:r>
+        <w:rPr>
+          <w:spacing w:val="-10"/>
+        </w:rPr>
+        <w:t>phần</w:t>
+      </w:r>
+      <w:proofErr w:type="spellEnd"/>
+      <w:r>
+        <w:rPr>
+          <w:spacing w:val="-10"/>
+        </w:rPr>
+        <w:t xml:space="preserve"> </w:t>
+      </w:r>
+      <w:proofErr w:type="spellStart"/>
+      <w:r>
+        <w:rPr>
+          <w:spacing w:val="-10"/>
+        </w:rPr>
+        <w:t>có</w:t>
+      </w:r>
+      <w:proofErr w:type="spellEnd"/>
+      <w:r>
+        <w:rPr>
+          <w:spacing w:val="-10"/>
+        </w:rPr>
+        <w:t xml:space="preserve"> </w:t>
+      </w:r>
+      <w:proofErr w:type="spellStart"/>
+      <w:r>
+        <w:rPr>
+          <w:spacing w:val="-10"/>
+        </w:rPr>
+        <w:t>quyền</w:t>
+      </w:r>
+      <w:proofErr w:type="spellEnd"/>
+      <w:r>
+        <w:rPr>
+          <w:spacing w:val="-10"/>
+        </w:rPr>
+        <w:t xml:space="preserve"> </w:t>
+      </w:r>
+      <w:proofErr w:type="spellStart"/>
+      <w:r>
+        <w:rPr>
+          <w:spacing w:val="-10"/>
+        </w:rPr>
+        <w:t>biểu</w:t>
+      </w:r>
+      <w:proofErr w:type="spellEnd"/>
+      <w:r>
+        <w:rPr>
+          <w:spacing w:val="-10"/>
+        </w:rPr>
+        <w:t xml:space="preserve"> </w:t>
+      </w:r>
+      <w:proofErr w:type="spellStart"/>
+      <w:r>
+        <w:rPr>
+          <w:spacing w:val="-10"/>
+        </w:rPr>
+        <w:t>quyết</w:t>
+      </w:r>
+      <w:proofErr w:type="spellEnd"/>
+      <w:r>
+        <w:rPr>
+          <w:spacing w:val="-10"/>
+        </w:rPr>
+        <w:t xml:space="preserve"> </w:t>
+      </w:r>
+      <w:proofErr w:type="spellStart"/>
+      <w:r>
+        <w:rPr>
+          <w:spacing w:val="-10"/>
+        </w:rPr>
+        <w:t>của</w:t>
+      </w:r>
+      <w:proofErr w:type="spellEnd"/>
+      <w:r>
+        <w:rPr>
+          <w:spacing w:val="-10"/>
+        </w:rPr>
+        <w:t xml:space="preserve"> </w:t>
+      </w:r>
+      <w:proofErr w:type="spellStart"/>
+      <w:r>
+        <w:rPr>
+          <w:spacing w:val="-10"/>
+        </w:rPr>
+        <w:t>chủ</w:t>
+      </w:r>
+      <w:proofErr w:type="spellEnd"/>
+      <w:r>
+        <w:rPr>
+          <w:spacing w:val="-10"/>
+        </w:rPr>
+        <w:t xml:space="preserve"> </w:t>
+      </w:r>
+      <w:proofErr w:type="spellStart"/>
+      <w:r>
+        <w:rPr>
+          <w:spacing w:val="-10"/>
+        </w:rPr>
+        <w:t>sở</w:t>
+      </w:r>
+      <w:proofErr w:type="spellEnd"/>
+      <w:r>
+        <w:rPr>
+          <w:spacing w:val="-10"/>
+        </w:rPr>
+        <w:t xml:space="preserve"> </w:t>
+      </w:r>
+      <w:proofErr w:type="spellStart"/>
+      <w:r>
+        <w:rPr>
+          <w:spacing w:val="-10"/>
+        </w:rPr>
+        <w:t>hữu</w:t>
+      </w:r>
+      <w:proofErr w:type="spellEnd"/>
+      <w:r>
+        <w:rPr>
+          <w:spacing w:val="-10"/>
+        </w:rPr>
+        <w:t xml:space="preserve"> </w:t>
+      </w:r>
+      <w:proofErr w:type="spellStart"/>
+      <w:r>
+        <w:rPr>
+          <w:spacing w:val="-10"/>
+        </w:rPr>
+        <w:t>hưởng</w:t>
+      </w:r>
+      <w:proofErr w:type="spellEnd"/>
+      <w:r>
+        <w:rPr>
+          <w:spacing w:val="-10"/>
+        </w:rPr>
+        <w:t xml:space="preserve"> </w:t>
+      </w:r>
+      <w:proofErr w:type="spellStart"/>
+      <w:r>
+        <w:rPr>
+          <w:spacing w:val="-10"/>
+        </w:rPr>
+        <w:t>lợi</w:t>
+      </w:r>
+      <w:proofErr w:type="spellEnd"/>
+      <w:r>
+        <w:rPr>
+          <w:spacing w:val="-10"/>
+        </w:rPr>
+        <w:t>/</w:t>
+      </w:r>
+      <w:proofErr w:type="spellStart"/>
+      <w:r>
+        <w:rPr>
+          <w:spacing w:val="-10"/>
+        </w:rPr>
+        <w:t>tổng</w:t>
+      </w:r>
+      <w:proofErr w:type="spellEnd"/>
+      <w:r>
+        <w:rPr>
+          <w:spacing w:val="-10"/>
+        </w:rPr>
+        <w:t xml:space="preserve"> </w:t>
+      </w:r>
+      <w:proofErr w:type="spellStart"/>
+      <w:r>
+        <w:rPr>
+          <w:spacing w:val="-10"/>
+        </w:rPr>
+        <w:t>số</w:t>
+      </w:r>
+      <w:proofErr w:type="spellEnd"/>
+      <w:r>
+        <w:rPr>
+          <w:spacing w:val="-10"/>
+        </w:rPr>
+        <w:t xml:space="preserve"> </w:t>
+      </w:r>
+      <w:proofErr w:type="spellStart"/>
+      <w:r>
+        <w:rPr>
+          <w:spacing w:val="-10"/>
+        </w:rPr>
+        <w:t>cổ</w:t>
+      </w:r>
+      <w:proofErr w:type="spellEnd"/>
+      <w:r>
+        <w:rPr>
+          <w:spacing w:val="-10"/>
+        </w:rPr>
+        <w:t xml:space="preserve"> </w:t>
+      </w:r>
+      <w:proofErr w:type="spellStart"/>
+      <w:r>
+        <w:rPr>
+          <w:spacing w:val="-10"/>
+        </w:rPr>
+        <w:t>phần</w:t>
+      </w:r>
+      <w:proofErr w:type="spellEnd"/>
+      <w:r>
+        <w:rPr>
+          <w:spacing w:val="-10"/>
+        </w:rPr>
+        <w:t xml:space="preserve"> </w:t>
+      </w:r>
+      <w:proofErr w:type="spellStart"/>
+      <w:r>
+        <w:rPr>
+          <w:spacing w:val="-10"/>
+        </w:rPr>
+        <w:t>có</w:t>
+      </w:r>
+      <w:proofErr w:type="spellEnd"/>
+      <w:r>
+        <w:rPr>
+          <w:spacing w:val="-10"/>
+        </w:rPr>
+        <w:t xml:space="preserve"> </w:t>
+      </w:r>
+      <w:proofErr w:type="spellStart"/>
+      <w:r>
+        <w:rPr>
+          <w:spacing w:val="-10"/>
+        </w:rPr>
+        <w:t>quyền</w:t>
+      </w:r>
+      <w:proofErr w:type="spellEnd"/>
+      <w:r>
+        <w:rPr>
+          <w:spacing w:val="-10"/>
+        </w:rPr>
+        <w:t xml:space="preserve"> </w:t>
+      </w:r>
+      <w:proofErr w:type="spellStart"/>
+      <w:r>
+        <w:rPr>
+          <w:spacing w:val="-10"/>
+        </w:rPr>
+        <w:t>biểu</w:t>
+      </w:r>
+      <w:proofErr w:type="spellEnd"/>
+      <w:r>
+        <w:rPr>
+          <w:spacing w:val="-10"/>
+        </w:rPr>
+        <w:t xml:space="preserve"> </w:t>
+      </w:r>
+      <w:proofErr w:type="spellStart"/>
+      <w:r>
+        <w:rPr>
+          <w:spacing w:val="-10"/>
+        </w:rPr>
+        <w:t>quyết</w:t>
+      </w:r>
+      <w:proofErr w:type="spellEnd"/>
+      <w:r>
+        <w:rPr>
+          <w:spacing w:val="-10"/>
+        </w:rPr>
+        <w:t xml:space="preserve"> </w:t>
+      </w:r>
+      <w:proofErr w:type="spellStart"/>
+      <w:r>
+        <w:rPr>
+          <w:spacing w:val="-10"/>
+        </w:rPr>
+        <w:t>của</w:t>
+      </w:r>
+      <w:proofErr w:type="spellEnd"/>
+      <w:r>
+        <w:rPr>
+          <w:spacing w:val="-10"/>
+        </w:rPr>
+        <w:t xml:space="preserve"> </w:t>
+      </w:r>
+      <w:proofErr w:type="spellStart"/>
+      <w:r>
+        <w:rPr>
+          <w:spacing w:val="-10"/>
+        </w:rPr>
+        <w:t>công</w:t>
+      </w:r>
+      <w:proofErr w:type="spellEnd"/>
+      <w:r>
+        <w:rPr>
+          <w:spacing w:val="-10"/>
+        </w:rPr>
+        <w:t xml:space="preserve"> ty </w:t>
+      </w:r>
+      <w:proofErr w:type="spellStart"/>
+      <w:r>
+        <w:rPr>
+          <w:spacing w:val="-10"/>
+        </w:rPr>
+        <w:t>cổ</w:t>
+      </w:r>
+      <w:proofErr w:type="spellEnd"/>
+      <w:r>
+        <w:rPr>
+          <w:spacing w:val="-10"/>
+        </w:rPr>
+        <w:t xml:space="preserve"> </w:t>
+      </w:r>
+      <w:proofErr w:type="spellStart"/>
+      <w:r>
+        <w:rPr>
+          <w:spacing w:val="-10"/>
+        </w:rPr>
+        <w:t>phần</w:t>
+      </w:r>
+      <w:proofErr w:type="spellEnd"/>
+      <w:r>
+        <w:rPr>
+          <w:spacing w:val="-10"/>
+        </w:rPr>
+        <w:t>.</w:t>
       </w:r>
     </w:p>
   </w:footnote>
@@ -2251,8 +4381,1690 @@
           <w:rFonts w:ascii="Times New Roman" w:hAnsi="Times New Roman" w:cs="Times New Roman"/>
           <w:spacing w:val="-10"/>
         </w:rPr>
-        <w:t xml:space="preserve"> Nếu doanh nghiệp xác định được chủ sở hữu hưởng lợi của doanh nghiệp theo quy định tại điểm b khoản 1 Điều 17 Nghị định số 168/2025/NĐ-CP thông qua quyền chi phối, doanh nghiệp ghi rõ một trong các quyền chi phối sau: bổ nhiệm, miễn nhiệm hoặc bãi nhiệm đa số hoặc tất cả thành viên hội đồng quản trị, chủ tịch hội đồng quản trị, chủ tịch hội đồng thành viên; người đại diện theo pháp luật, giám đốc hoặc tổng giám đốc của doanh nghiệp; sửa đổi, bổ sung điều lệ của doanh nghiệp; thay đổi cơ cấu tổ chức quản lý công ty; tổ chức lại, giải thể công ty.</w:t>
-      </w:r>
+        <w:t xml:space="preserve"> </w:t>
+      </w:r>
+      <w:proofErr w:type="spellStart"/>
+      <w:proofErr w:type="gramStart"/>
+      <w:r>
+        <w:rPr>
+          <w:rFonts w:ascii="Times New Roman" w:hAnsi="Times New Roman" w:cs="Times New Roman"/>
+          <w:spacing w:val="-10"/>
+        </w:rPr>
+        <w:t>Nếu</w:t>
+      </w:r>
+      <w:proofErr w:type="spellEnd"/>
+      <w:r>
+        <w:rPr>
+          <w:rFonts w:ascii="Times New Roman" w:hAnsi="Times New Roman" w:cs="Times New Roman"/>
+          <w:spacing w:val="-10"/>
+        </w:rPr>
+        <w:t xml:space="preserve"> </w:t>
+      </w:r>
+      <w:proofErr w:type="spellStart"/>
+      <w:r>
+        <w:rPr>
+          <w:rFonts w:ascii="Times New Roman" w:hAnsi="Times New Roman" w:cs="Times New Roman"/>
+          <w:spacing w:val="-10"/>
+        </w:rPr>
+        <w:t>doanh</w:t>
+      </w:r>
+      <w:proofErr w:type="spellEnd"/>
+      <w:r>
+        <w:rPr>
+          <w:rFonts w:ascii="Times New Roman" w:hAnsi="Times New Roman" w:cs="Times New Roman"/>
+          <w:spacing w:val="-10"/>
+        </w:rPr>
+        <w:t xml:space="preserve"> </w:t>
+      </w:r>
+      <w:proofErr w:type="spellStart"/>
+      <w:r>
+        <w:rPr>
+          <w:rFonts w:ascii="Times New Roman" w:hAnsi="Times New Roman" w:cs="Times New Roman"/>
+          <w:spacing w:val="-10"/>
+        </w:rPr>
+        <w:t>nghiệp</w:t>
+      </w:r>
+      <w:proofErr w:type="spellEnd"/>
+      <w:r>
+        <w:rPr>
+          <w:rFonts w:ascii="Times New Roman" w:hAnsi="Times New Roman" w:cs="Times New Roman"/>
+          <w:spacing w:val="-10"/>
+        </w:rPr>
+        <w:t xml:space="preserve"> </w:t>
+      </w:r>
+      <w:proofErr w:type="spellStart"/>
+      <w:r>
+        <w:rPr>
+          <w:rFonts w:ascii="Times New Roman" w:hAnsi="Times New Roman" w:cs="Times New Roman"/>
+          <w:spacing w:val="-10"/>
+        </w:rPr>
+        <w:t>xác</w:t>
+      </w:r>
+      <w:proofErr w:type="spellEnd"/>
+      <w:r>
+        <w:rPr>
+          <w:rFonts w:ascii="Times New Roman" w:hAnsi="Times New Roman" w:cs="Times New Roman"/>
+          <w:spacing w:val="-10"/>
+        </w:rPr>
+        <w:t xml:space="preserve"> </w:t>
+      </w:r>
+      <w:proofErr w:type="spellStart"/>
+      <w:r>
+        <w:rPr>
+          <w:rFonts w:ascii="Times New Roman" w:hAnsi="Times New Roman" w:cs="Times New Roman"/>
+          <w:spacing w:val="-10"/>
+        </w:rPr>
+        <w:t>định</w:t>
+      </w:r>
+      <w:proofErr w:type="spellEnd"/>
+      <w:r>
+        <w:rPr>
+          <w:rFonts w:ascii="Times New Roman" w:hAnsi="Times New Roman" w:cs="Times New Roman"/>
+          <w:spacing w:val="-10"/>
+        </w:rPr>
+        <w:t xml:space="preserve"> </w:t>
+      </w:r>
+      <w:proofErr w:type="spellStart"/>
+      <w:r>
+        <w:rPr>
+          <w:rFonts w:ascii="Times New Roman" w:hAnsi="Times New Roman" w:cs="Times New Roman"/>
+          <w:spacing w:val="-10"/>
+        </w:rPr>
+        <w:t>được</w:t>
+      </w:r>
+      <w:proofErr w:type="spellEnd"/>
+      <w:r>
+        <w:rPr>
+          <w:rFonts w:ascii="Times New Roman" w:hAnsi="Times New Roman" w:cs="Times New Roman"/>
+          <w:spacing w:val="-10"/>
+        </w:rPr>
+        <w:t xml:space="preserve"> </w:t>
+      </w:r>
+      <w:proofErr w:type="spellStart"/>
+      <w:r>
+        <w:rPr>
+          <w:rFonts w:ascii="Times New Roman" w:hAnsi="Times New Roman" w:cs="Times New Roman"/>
+          <w:spacing w:val="-10"/>
+        </w:rPr>
+        <w:t>chủ</w:t>
+      </w:r>
+      <w:proofErr w:type="spellEnd"/>
+      <w:r>
+        <w:rPr>
+          <w:rFonts w:ascii="Times New Roman" w:hAnsi="Times New Roman" w:cs="Times New Roman"/>
+          <w:spacing w:val="-10"/>
+        </w:rPr>
+        <w:t xml:space="preserve"> </w:t>
+      </w:r>
+      <w:proofErr w:type="spellStart"/>
+      <w:r>
+        <w:rPr>
+          <w:rFonts w:ascii="Times New Roman" w:hAnsi="Times New Roman" w:cs="Times New Roman"/>
+          <w:spacing w:val="-10"/>
+        </w:rPr>
+        <w:t>sở</w:t>
+      </w:r>
+      <w:proofErr w:type="spellEnd"/>
+      <w:r>
+        <w:rPr>
+          <w:rFonts w:ascii="Times New Roman" w:hAnsi="Times New Roman" w:cs="Times New Roman"/>
+          <w:spacing w:val="-10"/>
+        </w:rPr>
+        <w:t xml:space="preserve"> </w:t>
+      </w:r>
+      <w:proofErr w:type="spellStart"/>
+      <w:r>
+        <w:rPr>
+          <w:rFonts w:ascii="Times New Roman" w:hAnsi="Times New Roman" w:cs="Times New Roman"/>
+          <w:spacing w:val="-10"/>
+        </w:rPr>
+        <w:t>hữu</w:t>
+      </w:r>
+      <w:proofErr w:type="spellEnd"/>
+      <w:r>
+        <w:rPr>
+          <w:rFonts w:ascii="Times New Roman" w:hAnsi="Times New Roman" w:cs="Times New Roman"/>
+          <w:spacing w:val="-10"/>
+        </w:rPr>
+        <w:t xml:space="preserve"> </w:t>
+      </w:r>
+      <w:proofErr w:type="spellStart"/>
+      <w:r>
+        <w:rPr>
+          <w:rFonts w:ascii="Times New Roman" w:hAnsi="Times New Roman" w:cs="Times New Roman"/>
+          <w:spacing w:val="-10"/>
+        </w:rPr>
+        <w:t>hưởng</w:t>
+      </w:r>
+      <w:proofErr w:type="spellEnd"/>
+      <w:r>
+        <w:rPr>
+          <w:rFonts w:ascii="Times New Roman" w:hAnsi="Times New Roman" w:cs="Times New Roman"/>
+          <w:spacing w:val="-10"/>
+        </w:rPr>
+        <w:t xml:space="preserve"> </w:t>
+      </w:r>
+      <w:proofErr w:type="spellStart"/>
+      <w:r>
+        <w:rPr>
+          <w:rFonts w:ascii="Times New Roman" w:hAnsi="Times New Roman" w:cs="Times New Roman"/>
+          <w:spacing w:val="-10"/>
+        </w:rPr>
+        <w:t>lợi</w:t>
+      </w:r>
+      <w:proofErr w:type="spellEnd"/>
+      <w:r>
+        <w:rPr>
+          <w:rFonts w:ascii="Times New Roman" w:hAnsi="Times New Roman" w:cs="Times New Roman"/>
+          <w:spacing w:val="-10"/>
+        </w:rPr>
+        <w:t xml:space="preserve"> </w:t>
+      </w:r>
+      <w:proofErr w:type="spellStart"/>
+      <w:r>
+        <w:rPr>
+          <w:rFonts w:ascii="Times New Roman" w:hAnsi="Times New Roman" w:cs="Times New Roman"/>
+          <w:spacing w:val="-10"/>
+        </w:rPr>
+        <w:t>của</w:t>
+      </w:r>
+      <w:proofErr w:type="spellEnd"/>
+      <w:r>
+        <w:rPr>
+          <w:rFonts w:ascii="Times New Roman" w:hAnsi="Times New Roman" w:cs="Times New Roman"/>
+          <w:spacing w:val="-10"/>
+        </w:rPr>
+        <w:t xml:space="preserve"> </w:t>
+      </w:r>
+      <w:proofErr w:type="spellStart"/>
+      <w:r>
+        <w:rPr>
+          <w:rFonts w:ascii="Times New Roman" w:hAnsi="Times New Roman" w:cs="Times New Roman"/>
+          <w:spacing w:val="-10"/>
+        </w:rPr>
+        <w:t>doanh</w:t>
+      </w:r>
+      <w:proofErr w:type="spellEnd"/>
+      <w:r>
+        <w:rPr>
+          <w:rFonts w:ascii="Times New Roman" w:hAnsi="Times New Roman" w:cs="Times New Roman"/>
+          <w:spacing w:val="-10"/>
+        </w:rPr>
+        <w:t xml:space="preserve"> </w:t>
+      </w:r>
+      <w:proofErr w:type="spellStart"/>
+      <w:r>
+        <w:rPr>
+          <w:rFonts w:ascii="Times New Roman" w:hAnsi="Times New Roman" w:cs="Times New Roman"/>
+          <w:spacing w:val="-10"/>
+        </w:rPr>
+        <w:t>nghiệp</w:t>
+      </w:r>
+      <w:proofErr w:type="spellEnd"/>
+      <w:r>
+        <w:rPr>
+          <w:rFonts w:ascii="Times New Roman" w:hAnsi="Times New Roman" w:cs="Times New Roman"/>
+          <w:spacing w:val="-10"/>
+        </w:rPr>
+        <w:t xml:space="preserve"> </w:t>
+      </w:r>
+      <w:proofErr w:type="spellStart"/>
+      <w:r>
+        <w:rPr>
+          <w:rFonts w:ascii="Times New Roman" w:hAnsi="Times New Roman" w:cs="Times New Roman"/>
+          <w:spacing w:val="-10"/>
+        </w:rPr>
+        <w:t>theo</w:t>
+      </w:r>
+      <w:proofErr w:type="spellEnd"/>
+      <w:r>
+        <w:rPr>
+          <w:rFonts w:ascii="Times New Roman" w:hAnsi="Times New Roman" w:cs="Times New Roman"/>
+          <w:spacing w:val="-10"/>
+        </w:rPr>
+        <w:t xml:space="preserve"> </w:t>
+      </w:r>
+      <w:proofErr w:type="spellStart"/>
+      <w:r>
+        <w:rPr>
+          <w:rFonts w:ascii="Times New Roman" w:hAnsi="Times New Roman" w:cs="Times New Roman"/>
+          <w:spacing w:val="-10"/>
+        </w:rPr>
+        <w:t>quy</w:t>
+      </w:r>
+      <w:proofErr w:type="spellEnd"/>
+      <w:r>
+        <w:rPr>
+          <w:rFonts w:ascii="Times New Roman" w:hAnsi="Times New Roman" w:cs="Times New Roman"/>
+          <w:spacing w:val="-10"/>
+        </w:rPr>
+        <w:t xml:space="preserve"> </w:t>
+      </w:r>
+      <w:proofErr w:type="spellStart"/>
+      <w:r>
+        <w:rPr>
+          <w:rFonts w:ascii="Times New Roman" w:hAnsi="Times New Roman" w:cs="Times New Roman"/>
+          <w:spacing w:val="-10"/>
+        </w:rPr>
+        <w:t>định</w:t>
+      </w:r>
+      <w:proofErr w:type="spellEnd"/>
+      <w:r>
+        <w:rPr>
+          <w:rFonts w:ascii="Times New Roman" w:hAnsi="Times New Roman" w:cs="Times New Roman"/>
+          <w:spacing w:val="-10"/>
+        </w:rPr>
+        <w:t xml:space="preserve"> </w:t>
+      </w:r>
+      <w:proofErr w:type="spellStart"/>
+      <w:r>
+        <w:rPr>
+          <w:rFonts w:ascii="Times New Roman" w:hAnsi="Times New Roman" w:cs="Times New Roman"/>
+          <w:spacing w:val="-10"/>
+        </w:rPr>
+        <w:t>tại</w:t>
+      </w:r>
+      <w:proofErr w:type="spellEnd"/>
+      <w:r>
+        <w:rPr>
+          <w:rFonts w:ascii="Times New Roman" w:hAnsi="Times New Roman" w:cs="Times New Roman"/>
+          <w:spacing w:val="-10"/>
+        </w:rPr>
+        <w:t xml:space="preserve"> </w:t>
+      </w:r>
+      <w:proofErr w:type="spellStart"/>
+      <w:r>
+        <w:rPr>
+          <w:rFonts w:ascii="Times New Roman" w:hAnsi="Times New Roman" w:cs="Times New Roman"/>
+          <w:spacing w:val="-10"/>
+        </w:rPr>
+        <w:t>điểm</w:t>
+      </w:r>
+      <w:proofErr w:type="spellEnd"/>
+      <w:r>
+        <w:rPr>
+          <w:rFonts w:ascii="Times New Roman" w:hAnsi="Times New Roman" w:cs="Times New Roman"/>
+          <w:spacing w:val="-10"/>
+        </w:rPr>
+        <w:t xml:space="preserve"> b </w:t>
+      </w:r>
+      <w:proofErr w:type="spellStart"/>
+      <w:r>
+        <w:rPr>
+          <w:rFonts w:ascii="Times New Roman" w:hAnsi="Times New Roman" w:cs="Times New Roman"/>
+          <w:spacing w:val="-10"/>
+        </w:rPr>
+        <w:t>khoản</w:t>
+      </w:r>
+      <w:proofErr w:type="spellEnd"/>
+      <w:r>
+        <w:rPr>
+          <w:rFonts w:ascii="Times New Roman" w:hAnsi="Times New Roman" w:cs="Times New Roman"/>
+          <w:spacing w:val="-10"/>
+        </w:rPr>
+        <w:t xml:space="preserve"> 1 </w:t>
+      </w:r>
+      <w:proofErr w:type="spellStart"/>
+      <w:r>
+        <w:rPr>
+          <w:rFonts w:ascii="Times New Roman" w:hAnsi="Times New Roman" w:cs="Times New Roman"/>
+          <w:spacing w:val="-10"/>
+        </w:rPr>
+        <w:t>Điều</w:t>
+      </w:r>
+      <w:proofErr w:type="spellEnd"/>
+      <w:r>
+        <w:rPr>
+          <w:rFonts w:ascii="Times New Roman" w:hAnsi="Times New Roman" w:cs="Times New Roman"/>
+          <w:spacing w:val="-10"/>
+        </w:rPr>
+        <w:t xml:space="preserve"> 17 </w:t>
+      </w:r>
+      <w:proofErr w:type="spellStart"/>
+      <w:r>
+        <w:rPr>
+          <w:rFonts w:ascii="Times New Roman" w:hAnsi="Times New Roman" w:cs="Times New Roman"/>
+          <w:spacing w:val="-10"/>
+        </w:rPr>
+        <w:t>Nghi</w:t>
+      </w:r>
+      <w:proofErr w:type="spellEnd"/>
+      <w:r>
+        <w:rPr>
+          <w:rFonts w:ascii="Times New Roman" w:hAnsi="Times New Roman" w:cs="Times New Roman"/>
+          <w:spacing w:val="-10"/>
+        </w:rPr>
+        <w:t xml:space="preserve">̣ </w:t>
+      </w:r>
+      <w:proofErr w:type="spellStart"/>
+      <w:r>
+        <w:rPr>
+          <w:rFonts w:ascii="Times New Roman" w:hAnsi="Times New Roman" w:cs="Times New Roman"/>
+          <w:spacing w:val="-10"/>
+        </w:rPr>
+        <w:t>định</w:t>
+      </w:r>
+      <w:proofErr w:type="spellEnd"/>
+      <w:r>
+        <w:rPr>
+          <w:rFonts w:ascii="Times New Roman" w:hAnsi="Times New Roman" w:cs="Times New Roman"/>
+          <w:spacing w:val="-10"/>
+        </w:rPr>
+        <w:t xml:space="preserve"> </w:t>
+      </w:r>
+      <w:proofErr w:type="spellStart"/>
+      <w:r>
+        <w:rPr>
+          <w:rFonts w:ascii="Times New Roman" w:hAnsi="Times New Roman" w:cs="Times New Roman"/>
+          <w:spacing w:val="-10"/>
+        </w:rPr>
+        <w:t>số</w:t>
+      </w:r>
+      <w:proofErr w:type="spellEnd"/>
+      <w:r>
+        <w:rPr>
+          <w:rFonts w:ascii="Times New Roman" w:hAnsi="Times New Roman" w:cs="Times New Roman"/>
+          <w:spacing w:val="-10"/>
+        </w:rPr>
+        <w:t xml:space="preserve"> 168/2025/NĐ-CP </w:t>
+      </w:r>
+      <w:proofErr w:type="spellStart"/>
+      <w:r>
+        <w:rPr>
+          <w:rFonts w:ascii="Times New Roman" w:hAnsi="Times New Roman" w:cs="Times New Roman"/>
+          <w:spacing w:val="-10"/>
+        </w:rPr>
+        <w:t>thông</w:t>
+      </w:r>
+      <w:proofErr w:type="spellEnd"/>
+      <w:r>
+        <w:rPr>
+          <w:rFonts w:ascii="Times New Roman" w:hAnsi="Times New Roman" w:cs="Times New Roman"/>
+          <w:spacing w:val="-10"/>
+        </w:rPr>
+        <w:t xml:space="preserve"> qua </w:t>
+      </w:r>
+      <w:proofErr w:type="spellStart"/>
+      <w:r>
+        <w:rPr>
+          <w:rFonts w:ascii="Times New Roman" w:hAnsi="Times New Roman" w:cs="Times New Roman"/>
+          <w:spacing w:val="-10"/>
+        </w:rPr>
+        <w:t>quyền</w:t>
+      </w:r>
+      <w:proofErr w:type="spellEnd"/>
+      <w:r>
+        <w:rPr>
+          <w:rFonts w:ascii="Times New Roman" w:hAnsi="Times New Roman" w:cs="Times New Roman"/>
+          <w:spacing w:val="-10"/>
+        </w:rPr>
+        <w:t xml:space="preserve"> chi </w:t>
+      </w:r>
+      <w:proofErr w:type="spellStart"/>
+      <w:r>
+        <w:rPr>
+          <w:rFonts w:ascii="Times New Roman" w:hAnsi="Times New Roman" w:cs="Times New Roman"/>
+          <w:spacing w:val="-10"/>
+        </w:rPr>
+        <w:t>phối</w:t>
+      </w:r>
+      <w:proofErr w:type="spellEnd"/>
+      <w:r>
+        <w:rPr>
+          <w:rFonts w:ascii="Times New Roman" w:hAnsi="Times New Roman" w:cs="Times New Roman"/>
+          <w:spacing w:val="-10"/>
+        </w:rPr>
+        <w:t xml:space="preserve">, </w:t>
+      </w:r>
+      <w:proofErr w:type="spellStart"/>
+      <w:r>
+        <w:rPr>
+          <w:rFonts w:ascii="Times New Roman" w:hAnsi="Times New Roman" w:cs="Times New Roman"/>
+          <w:spacing w:val="-10"/>
+        </w:rPr>
+        <w:t>doanh</w:t>
+      </w:r>
+      <w:proofErr w:type="spellEnd"/>
+      <w:r>
+        <w:rPr>
+          <w:rFonts w:ascii="Times New Roman" w:hAnsi="Times New Roman" w:cs="Times New Roman"/>
+          <w:spacing w:val="-10"/>
+        </w:rPr>
+        <w:t xml:space="preserve"> </w:t>
+      </w:r>
+      <w:proofErr w:type="spellStart"/>
+      <w:r>
+        <w:rPr>
+          <w:rFonts w:ascii="Times New Roman" w:hAnsi="Times New Roman" w:cs="Times New Roman"/>
+          <w:spacing w:val="-10"/>
+        </w:rPr>
+        <w:t>nghiệp</w:t>
+      </w:r>
+      <w:proofErr w:type="spellEnd"/>
+      <w:r>
+        <w:rPr>
+          <w:rFonts w:ascii="Times New Roman" w:hAnsi="Times New Roman" w:cs="Times New Roman"/>
+          <w:spacing w:val="-10"/>
+        </w:rPr>
+        <w:t xml:space="preserve"> </w:t>
+      </w:r>
+      <w:proofErr w:type="spellStart"/>
+      <w:r>
+        <w:rPr>
+          <w:rFonts w:ascii="Times New Roman" w:hAnsi="Times New Roman" w:cs="Times New Roman"/>
+          <w:spacing w:val="-10"/>
+        </w:rPr>
+        <w:t>ghi</w:t>
+      </w:r>
+      <w:proofErr w:type="spellEnd"/>
+      <w:r>
+        <w:rPr>
+          <w:rFonts w:ascii="Times New Roman" w:hAnsi="Times New Roman" w:cs="Times New Roman"/>
+          <w:spacing w:val="-10"/>
+        </w:rPr>
+        <w:t xml:space="preserve"> </w:t>
+      </w:r>
+      <w:proofErr w:type="spellStart"/>
+      <w:r>
+        <w:rPr>
+          <w:rFonts w:ascii="Times New Roman" w:hAnsi="Times New Roman" w:cs="Times New Roman"/>
+          <w:spacing w:val="-10"/>
+        </w:rPr>
+        <w:t>ro</w:t>
+      </w:r>
+      <w:proofErr w:type="spellEnd"/>
+      <w:r>
+        <w:rPr>
+          <w:rFonts w:ascii="Times New Roman" w:hAnsi="Times New Roman" w:cs="Times New Roman"/>
+          <w:spacing w:val="-10"/>
+        </w:rPr>
+        <w:t xml:space="preserve">̃ </w:t>
+      </w:r>
+      <w:proofErr w:type="spellStart"/>
+      <w:r>
+        <w:rPr>
+          <w:rFonts w:ascii="Times New Roman" w:hAnsi="Times New Roman" w:cs="Times New Roman"/>
+          <w:spacing w:val="-10"/>
+        </w:rPr>
+        <w:t>một</w:t>
+      </w:r>
+      <w:proofErr w:type="spellEnd"/>
+      <w:r>
+        <w:rPr>
+          <w:rFonts w:ascii="Times New Roman" w:hAnsi="Times New Roman" w:cs="Times New Roman"/>
+          <w:spacing w:val="-10"/>
+        </w:rPr>
+        <w:t xml:space="preserve"> </w:t>
+      </w:r>
+      <w:proofErr w:type="spellStart"/>
+      <w:r>
+        <w:rPr>
+          <w:rFonts w:ascii="Times New Roman" w:hAnsi="Times New Roman" w:cs="Times New Roman"/>
+          <w:spacing w:val="-10"/>
+        </w:rPr>
+        <w:t>trong</w:t>
+      </w:r>
+      <w:proofErr w:type="spellEnd"/>
+      <w:r>
+        <w:rPr>
+          <w:rFonts w:ascii="Times New Roman" w:hAnsi="Times New Roman" w:cs="Times New Roman"/>
+          <w:spacing w:val="-10"/>
+        </w:rPr>
+        <w:t xml:space="preserve"> </w:t>
+      </w:r>
+      <w:proofErr w:type="spellStart"/>
+      <w:r>
+        <w:rPr>
+          <w:rFonts w:ascii="Times New Roman" w:hAnsi="Times New Roman" w:cs="Times New Roman"/>
+          <w:spacing w:val="-10"/>
+        </w:rPr>
+        <w:t>các</w:t>
+      </w:r>
+      <w:proofErr w:type="spellEnd"/>
+      <w:r>
+        <w:rPr>
+          <w:rFonts w:ascii="Times New Roman" w:hAnsi="Times New Roman" w:cs="Times New Roman"/>
+          <w:spacing w:val="-10"/>
+        </w:rPr>
+        <w:t xml:space="preserve"> </w:t>
+      </w:r>
+      <w:proofErr w:type="spellStart"/>
+      <w:r>
+        <w:rPr>
+          <w:rFonts w:ascii="Times New Roman" w:hAnsi="Times New Roman" w:cs="Times New Roman"/>
+          <w:spacing w:val="-10"/>
+        </w:rPr>
+        <w:t>quyền</w:t>
+      </w:r>
+      <w:proofErr w:type="spellEnd"/>
+      <w:r>
+        <w:rPr>
+          <w:rFonts w:ascii="Times New Roman" w:hAnsi="Times New Roman" w:cs="Times New Roman"/>
+          <w:spacing w:val="-10"/>
+        </w:rPr>
+        <w:t xml:space="preserve"> chi </w:t>
+      </w:r>
+      <w:proofErr w:type="spellStart"/>
+      <w:r>
+        <w:rPr>
+          <w:rFonts w:ascii="Times New Roman" w:hAnsi="Times New Roman" w:cs="Times New Roman"/>
+          <w:spacing w:val="-10"/>
+        </w:rPr>
+        <w:t>phối</w:t>
+      </w:r>
+      <w:proofErr w:type="spellEnd"/>
+      <w:r>
+        <w:rPr>
+          <w:rFonts w:ascii="Times New Roman" w:hAnsi="Times New Roman" w:cs="Times New Roman"/>
+          <w:spacing w:val="-10"/>
+        </w:rPr>
+        <w:t xml:space="preserve"> </w:t>
+      </w:r>
+      <w:proofErr w:type="spellStart"/>
+      <w:r>
+        <w:rPr>
+          <w:rFonts w:ascii="Times New Roman" w:hAnsi="Times New Roman" w:cs="Times New Roman"/>
+          <w:spacing w:val="-10"/>
+        </w:rPr>
+        <w:t>sau</w:t>
+      </w:r>
+      <w:proofErr w:type="spellEnd"/>
+      <w:r>
+        <w:rPr>
+          <w:rFonts w:ascii="Times New Roman" w:hAnsi="Times New Roman" w:cs="Times New Roman"/>
+          <w:spacing w:val="-10"/>
+        </w:rPr>
+        <w:t xml:space="preserve">: </w:t>
+      </w:r>
+      <w:proofErr w:type="spellStart"/>
+      <w:r>
+        <w:rPr>
+          <w:rFonts w:ascii="Times New Roman" w:hAnsi="Times New Roman" w:cs="Times New Roman"/>
+          <w:spacing w:val="-10"/>
+        </w:rPr>
+        <w:t>bổ</w:t>
+      </w:r>
+      <w:proofErr w:type="spellEnd"/>
+      <w:r>
+        <w:rPr>
+          <w:rFonts w:ascii="Times New Roman" w:hAnsi="Times New Roman" w:cs="Times New Roman"/>
+          <w:spacing w:val="-10"/>
+        </w:rPr>
+        <w:t xml:space="preserve"> </w:t>
+      </w:r>
+      <w:proofErr w:type="spellStart"/>
+      <w:r>
+        <w:rPr>
+          <w:rFonts w:ascii="Times New Roman" w:hAnsi="Times New Roman" w:cs="Times New Roman"/>
+          <w:spacing w:val="-10"/>
+        </w:rPr>
+        <w:t>nhiệm</w:t>
+      </w:r>
+      <w:proofErr w:type="spellEnd"/>
+      <w:r>
+        <w:rPr>
+          <w:rFonts w:ascii="Times New Roman" w:hAnsi="Times New Roman" w:cs="Times New Roman"/>
+          <w:spacing w:val="-10"/>
+        </w:rPr>
+        <w:t xml:space="preserve">, </w:t>
+      </w:r>
+      <w:proofErr w:type="spellStart"/>
+      <w:r>
+        <w:rPr>
+          <w:rFonts w:ascii="Times New Roman" w:hAnsi="Times New Roman" w:cs="Times New Roman"/>
+          <w:spacing w:val="-10"/>
+        </w:rPr>
+        <w:t>miễn</w:t>
+      </w:r>
+      <w:proofErr w:type="spellEnd"/>
+      <w:r>
+        <w:rPr>
+          <w:rFonts w:ascii="Times New Roman" w:hAnsi="Times New Roman" w:cs="Times New Roman"/>
+          <w:spacing w:val="-10"/>
+        </w:rPr>
+        <w:t xml:space="preserve"> </w:t>
+      </w:r>
+      <w:proofErr w:type="spellStart"/>
+      <w:r>
+        <w:rPr>
+          <w:rFonts w:ascii="Times New Roman" w:hAnsi="Times New Roman" w:cs="Times New Roman"/>
+          <w:spacing w:val="-10"/>
+        </w:rPr>
+        <w:t>nhiệm</w:t>
+      </w:r>
+      <w:proofErr w:type="spellEnd"/>
+      <w:r>
+        <w:rPr>
+          <w:rFonts w:ascii="Times New Roman" w:hAnsi="Times New Roman" w:cs="Times New Roman"/>
+          <w:spacing w:val="-10"/>
+        </w:rPr>
+        <w:t xml:space="preserve"> </w:t>
+      </w:r>
+      <w:proofErr w:type="spellStart"/>
+      <w:r>
+        <w:rPr>
+          <w:rFonts w:ascii="Times New Roman" w:hAnsi="Times New Roman" w:cs="Times New Roman"/>
+          <w:spacing w:val="-10"/>
+        </w:rPr>
+        <w:t>hoặc</w:t>
+      </w:r>
+      <w:proofErr w:type="spellEnd"/>
+      <w:r>
+        <w:rPr>
+          <w:rFonts w:ascii="Times New Roman" w:hAnsi="Times New Roman" w:cs="Times New Roman"/>
+          <w:spacing w:val="-10"/>
+        </w:rPr>
+        <w:t xml:space="preserve"> </w:t>
+      </w:r>
+      <w:proofErr w:type="spellStart"/>
+      <w:r>
+        <w:rPr>
+          <w:rFonts w:ascii="Times New Roman" w:hAnsi="Times New Roman" w:cs="Times New Roman"/>
+          <w:spacing w:val="-10"/>
+        </w:rPr>
+        <w:t>bãi</w:t>
+      </w:r>
+      <w:proofErr w:type="spellEnd"/>
+      <w:r>
+        <w:rPr>
+          <w:rFonts w:ascii="Times New Roman" w:hAnsi="Times New Roman" w:cs="Times New Roman"/>
+          <w:spacing w:val="-10"/>
+        </w:rPr>
+        <w:t xml:space="preserve"> </w:t>
+      </w:r>
+      <w:proofErr w:type="spellStart"/>
+      <w:r>
+        <w:rPr>
+          <w:rFonts w:ascii="Times New Roman" w:hAnsi="Times New Roman" w:cs="Times New Roman"/>
+          <w:spacing w:val="-10"/>
+        </w:rPr>
+        <w:t>nhiệm</w:t>
+      </w:r>
+      <w:proofErr w:type="spellEnd"/>
+      <w:r>
+        <w:rPr>
+          <w:rFonts w:ascii="Times New Roman" w:hAnsi="Times New Roman" w:cs="Times New Roman"/>
+          <w:spacing w:val="-10"/>
+        </w:rPr>
+        <w:t xml:space="preserve"> </w:t>
+      </w:r>
+      <w:proofErr w:type="spellStart"/>
+      <w:r>
+        <w:rPr>
+          <w:rFonts w:ascii="Times New Roman" w:hAnsi="Times New Roman" w:cs="Times New Roman"/>
+          <w:spacing w:val="-10"/>
+        </w:rPr>
+        <w:t>đa</w:t>
+      </w:r>
+      <w:proofErr w:type="spellEnd"/>
+      <w:r>
+        <w:rPr>
+          <w:rFonts w:ascii="Times New Roman" w:hAnsi="Times New Roman" w:cs="Times New Roman"/>
+          <w:spacing w:val="-10"/>
+        </w:rPr>
+        <w:t xml:space="preserve"> </w:t>
+      </w:r>
+      <w:proofErr w:type="spellStart"/>
+      <w:r>
+        <w:rPr>
+          <w:rFonts w:ascii="Times New Roman" w:hAnsi="Times New Roman" w:cs="Times New Roman"/>
+          <w:spacing w:val="-10"/>
+        </w:rPr>
+        <w:t>số</w:t>
+      </w:r>
+      <w:proofErr w:type="spellEnd"/>
+      <w:r>
+        <w:rPr>
+          <w:rFonts w:ascii="Times New Roman" w:hAnsi="Times New Roman" w:cs="Times New Roman"/>
+          <w:spacing w:val="-10"/>
+        </w:rPr>
+        <w:t xml:space="preserve"> </w:t>
+      </w:r>
+      <w:proofErr w:type="spellStart"/>
+      <w:r>
+        <w:rPr>
+          <w:rFonts w:ascii="Times New Roman" w:hAnsi="Times New Roman" w:cs="Times New Roman"/>
+          <w:spacing w:val="-10"/>
+        </w:rPr>
+        <w:t>hoặc</w:t>
+      </w:r>
+      <w:proofErr w:type="spellEnd"/>
+      <w:r>
+        <w:rPr>
+          <w:rFonts w:ascii="Times New Roman" w:hAnsi="Times New Roman" w:cs="Times New Roman"/>
+          <w:spacing w:val="-10"/>
+        </w:rPr>
+        <w:t xml:space="preserve"> </w:t>
+      </w:r>
+      <w:proofErr w:type="spellStart"/>
+      <w:r>
+        <w:rPr>
+          <w:rFonts w:ascii="Times New Roman" w:hAnsi="Times New Roman" w:cs="Times New Roman"/>
+          <w:spacing w:val="-10"/>
+        </w:rPr>
+        <w:t>tất</w:t>
+      </w:r>
+      <w:proofErr w:type="spellEnd"/>
+      <w:r>
+        <w:rPr>
+          <w:rFonts w:ascii="Times New Roman" w:hAnsi="Times New Roman" w:cs="Times New Roman"/>
+          <w:spacing w:val="-10"/>
+        </w:rPr>
+        <w:t xml:space="preserve"> </w:t>
+      </w:r>
+      <w:proofErr w:type="spellStart"/>
+      <w:r>
+        <w:rPr>
+          <w:rFonts w:ascii="Times New Roman" w:hAnsi="Times New Roman" w:cs="Times New Roman"/>
+          <w:spacing w:val="-10"/>
+        </w:rPr>
+        <w:t>cả</w:t>
+      </w:r>
+      <w:proofErr w:type="spellEnd"/>
+      <w:r>
+        <w:rPr>
+          <w:rFonts w:ascii="Times New Roman" w:hAnsi="Times New Roman" w:cs="Times New Roman"/>
+          <w:spacing w:val="-10"/>
+        </w:rPr>
+        <w:t xml:space="preserve"> </w:t>
+      </w:r>
+      <w:proofErr w:type="spellStart"/>
+      <w:r>
+        <w:rPr>
+          <w:rFonts w:ascii="Times New Roman" w:hAnsi="Times New Roman" w:cs="Times New Roman"/>
+          <w:spacing w:val="-10"/>
+        </w:rPr>
+        <w:t>thành</w:t>
+      </w:r>
+      <w:proofErr w:type="spellEnd"/>
+      <w:r>
+        <w:rPr>
+          <w:rFonts w:ascii="Times New Roman" w:hAnsi="Times New Roman" w:cs="Times New Roman"/>
+          <w:spacing w:val="-10"/>
+        </w:rPr>
+        <w:t xml:space="preserve"> </w:t>
+      </w:r>
+      <w:proofErr w:type="spellStart"/>
+      <w:r>
+        <w:rPr>
+          <w:rFonts w:ascii="Times New Roman" w:hAnsi="Times New Roman" w:cs="Times New Roman"/>
+          <w:spacing w:val="-10"/>
+        </w:rPr>
+        <w:t>viên</w:t>
+      </w:r>
+      <w:proofErr w:type="spellEnd"/>
+      <w:r>
+        <w:rPr>
+          <w:rFonts w:ascii="Times New Roman" w:hAnsi="Times New Roman" w:cs="Times New Roman"/>
+          <w:spacing w:val="-10"/>
+        </w:rPr>
+        <w:t xml:space="preserve"> </w:t>
+      </w:r>
+      <w:proofErr w:type="spellStart"/>
+      <w:r>
+        <w:rPr>
+          <w:rFonts w:ascii="Times New Roman" w:hAnsi="Times New Roman" w:cs="Times New Roman"/>
+          <w:spacing w:val="-10"/>
+        </w:rPr>
+        <w:t>hội</w:t>
+      </w:r>
+      <w:proofErr w:type="spellEnd"/>
+      <w:r>
+        <w:rPr>
+          <w:rFonts w:ascii="Times New Roman" w:hAnsi="Times New Roman" w:cs="Times New Roman"/>
+          <w:spacing w:val="-10"/>
+        </w:rPr>
+        <w:t xml:space="preserve"> </w:t>
+      </w:r>
+      <w:proofErr w:type="spellStart"/>
+      <w:r>
+        <w:rPr>
+          <w:rFonts w:ascii="Times New Roman" w:hAnsi="Times New Roman" w:cs="Times New Roman"/>
+          <w:spacing w:val="-10"/>
+        </w:rPr>
+        <w:t>đồng</w:t>
+      </w:r>
+      <w:proofErr w:type="spellEnd"/>
+      <w:r>
+        <w:rPr>
+          <w:rFonts w:ascii="Times New Roman" w:hAnsi="Times New Roman" w:cs="Times New Roman"/>
+          <w:spacing w:val="-10"/>
+        </w:rPr>
+        <w:t xml:space="preserve"> </w:t>
+      </w:r>
+      <w:proofErr w:type="spellStart"/>
+      <w:r>
+        <w:rPr>
+          <w:rFonts w:ascii="Times New Roman" w:hAnsi="Times New Roman" w:cs="Times New Roman"/>
+          <w:spacing w:val="-10"/>
+        </w:rPr>
+        <w:t>quản</w:t>
+      </w:r>
+      <w:proofErr w:type="spellEnd"/>
+      <w:r>
+        <w:rPr>
+          <w:rFonts w:ascii="Times New Roman" w:hAnsi="Times New Roman" w:cs="Times New Roman"/>
+          <w:spacing w:val="-10"/>
+        </w:rPr>
+        <w:t xml:space="preserve"> </w:t>
+      </w:r>
+      <w:proofErr w:type="spellStart"/>
+      <w:r>
+        <w:rPr>
+          <w:rFonts w:ascii="Times New Roman" w:hAnsi="Times New Roman" w:cs="Times New Roman"/>
+          <w:spacing w:val="-10"/>
+        </w:rPr>
+        <w:t>trị</w:t>
+      </w:r>
+      <w:proofErr w:type="spellEnd"/>
+      <w:r>
+        <w:rPr>
+          <w:rFonts w:ascii="Times New Roman" w:hAnsi="Times New Roman" w:cs="Times New Roman"/>
+          <w:spacing w:val="-10"/>
+        </w:rPr>
+        <w:t xml:space="preserve">, </w:t>
+      </w:r>
+      <w:proofErr w:type="spellStart"/>
+      <w:r>
+        <w:rPr>
+          <w:rFonts w:ascii="Times New Roman" w:hAnsi="Times New Roman" w:cs="Times New Roman"/>
+          <w:spacing w:val="-10"/>
+        </w:rPr>
+        <w:t>chủ</w:t>
+      </w:r>
+      <w:proofErr w:type="spellEnd"/>
+      <w:r>
+        <w:rPr>
+          <w:rFonts w:ascii="Times New Roman" w:hAnsi="Times New Roman" w:cs="Times New Roman"/>
+          <w:spacing w:val="-10"/>
+        </w:rPr>
+        <w:t xml:space="preserve"> </w:t>
+      </w:r>
+      <w:proofErr w:type="spellStart"/>
+      <w:r>
+        <w:rPr>
+          <w:rFonts w:ascii="Times New Roman" w:hAnsi="Times New Roman" w:cs="Times New Roman"/>
+          <w:spacing w:val="-10"/>
+        </w:rPr>
+        <w:t>tịch</w:t>
+      </w:r>
+      <w:proofErr w:type="spellEnd"/>
+      <w:r>
+        <w:rPr>
+          <w:rFonts w:ascii="Times New Roman" w:hAnsi="Times New Roman" w:cs="Times New Roman"/>
+          <w:spacing w:val="-10"/>
+        </w:rPr>
+        <w:t xml:space="preserve"> </w:t>
+      </w:r>
+      <w:proofErr w:type="spellStart"/>
+      <w:r>
+        <w:rPr>
+          <w:rFonts w:ascii="Times New Roman" w:hAnsi="Times New Roman" w:cs="Times New Roman"/>
+          <w:spacing w:val="-10"/>
+        </w:rPr>
+        <w:t>hội</w:t>
+      </w:r>
+      <w:proofErr w:type="spellEnd"/>
+      <w:r>
+        <w:rPr>
+          <w:rFonts w:ascii="Times New Roman" w:hAnsi="Times New Roman" w:cs="Times New Roman"/>
+          <w:spacing w:val="-10"/>
+        </w:rPr>
+        <w:t xml:space="preserve"> </w:t>
+      </w:r>
+      <w:proofErr w:type="spellStart"/>
+      <w:r>
+        <w:rPr>
+          <w:rFonts w:ascii="Times New Roman" w:hAnsi="Times New Roman" w:cs="Times New Roman"/>
+          <w:spacing w:val="-10"/>
+        </w:rPr>
+        <w:t>đồng</w:t>
+      </w:r>
+      <w:proofErr w:type="spellEnd"/>
+      <w:r>
+        <w:rPr>
+          <w:rFonts w:ascii="Times New Roman" w:hAnsi="Times New Roman" w:cs="Times New Roman"/>
+          <w:spacing w:val="-10"/>
+        </w:rPr>
+        <w:t xml:space="preserve"> </w:t>
+      </w:r>
+      <w:proofErr w:type="spellStart"/>
+      <w:r>
+        <w:rPr>
+          <w:rFonts w:ascii="Times New Roman" w:hAnsi="Times New Roman" w:cs="Times New Roman"/>
+          <w:spacing w:val="-10"/>
+        </w:rPr>
+        <w:t>quản</w:t>
+      </w:r>
+      <w:proofErr w:type="spellEnd"/>
+      <w:r>
+        <w:rPr>
+          <w:rFonts w:ascii="Times New Roman" w:hAnsi="Times New Roman" w:cs="Times New Roman"/>
+          <w:spacing w:val="-10"/>
+        </w:rPr>
+        <w:t xml:space="preserve"> </w:t>
+      </w:r>
+      <w:proofErr w:type="spellStart"/>
+      <w:r>
+        <w:rPr>
+          <w:rFonts w:ascii="Times New Roman" w:hAnsi="Times New Roman" w:cs="Times New Roman"/>
+          <w:spacing w:val="-10"/>
+        </w:rPr>
+        <w:t>trị</w:t>
+      </w:r>
+      <w:proofErr w:type="spellEnd"/>
+      <w:r>
+        <w:rPr>
+          <w:rFonts w:ascii="Times New Roman" w:hAnsi="Times New Roman" w:cs="Times New Roman"/>
+          <w:spacing w:val="-10"/>
+        </w:rPr>
+        <w:t xml:space="preserve">, </w:t>
+      </w:r>
+      <w:proofErr w:type="spellStart"/>
+      <w:r>
+        <w:rPr>
+          <w:rFonts w:ascii="Times New Roman" w:hAnsi="Times New Roman" w:cs="Times New Roman"/>
+          <w:spacing w:val="-10"/>
+        </w:rPr>
+        <w:t>chu</w:t>
+      </w:r>
+      <w:proofErr w:type="spellEnd"/>
+      <w:r>
+        <w:rPr>
+          <w:rFonts w:ascii="Times New Roman" w:hAnsi="Times New Roman" w:cs="Times New Roman"/>
+          <w:spacing w:val="-10"/>
+        </w:rPr>
+        <w:t xml:space="preserve">̉ </w:t>
+      </w:r>
+      <w:proofErr w:type="spellStart"/>
+      <w:r>
+        <w:rPr>
+          <w:rFonts w:ascii="Times New Roman" w:hAnsi="Times New Roman" w:cs="Times New Roman"/>
+          <w:spacing w:val="-10"/>
+        </w:rPr>
+        <w:t>tịch</w:t>
+      </w:r>
+      <w:proofErr w:type="spellEnd"/>
+      <w:r>
+        <w:rPr>
+          <w:rFonts w:ascii="Times New Roman" w:hAnsi="Times New Roman" w:cs="Times New Roman"/>
+          <w:spacing w:val="-10"/>
+        </w:rPr>
+        <w:t xml:space="preserve"> </w:t>
+      </w:r>
+      <w:proofErr w:type="spellStart"/>
+      <w:r>
+        <w:rPr>
+          <w:rFonts w:ascii="Times New Roman" w:hAnsi="Times New Roman" w:cs="Times New Roman"/>
+          <w:spacing w:val="-10"/>
+        </w:rPr>
+        <w:t>hội</w:t>
+      </w:r>
+      <w:proofErr w:type="spellEnd"/>
+      <w:r>
+        <w:rPr>
+          <w:rFonts w:ascii="Times New Roman" w:hAnsi="Times New Roman" w:cs="Times New Roman"/>
+          <w:spacing w:val="-10"/>
+        </w:rPr>
+        <w:t xml:space="preserve"> </w:t>
+      </w:r>
+      <w:proofErr w:type="spellStart"/>
+      <w:r>
+        <w:rPr>
+          <w:rFonts w:ascii="Times New Roman" w:hAnsi="Times New Roman" w:cs="Times New Roman"/>
+          <w:spacing w:val="-10"/>
+        </w:rPr>
+        <w:t>đồng</w:t>
+      </w:r>
+      <w:proofErr w:type="spellEnd"/>
+      <w:r>
+        <w:rPr>
+          <w:rFonts w:ascii="Times New Roman" w:hAnsi="Times New Roman" w:cs="Times New Roman"/>
+          <w:spacing w:val="-10"/>
+        </w:rPr>
+        <w:t xml:space="preserve"> </w:t>
+      </w:r>
+      <w:proofErr w:type="spellStart"/>
+      <w:r>
+        <w:rPr>
+          <w:rFonts w:ascii="Times New Roman" w:hAnsi="Times New Roman" w:cs="Times New Roman"/>
+          <w:spacing w:val="-10"/>
+        </w:rPr>
+        <w:t>thành</w:t>
+      </w:r>
+      <w:proofErr w:type="spellEnd"/>
+      <w:r>
+        <w:rPr>
+          <w:rFonts w:ascii="Times New Roman" w:hAnsi="Times New Roman" w:cs="Times New Roman"/>
+          <w:spacing w:val="-10"/>
+        </w:rPr>
+        <w:t xml:space="preserve"> </w:t>
+      </w:r>
+      <w:proofErr w:type="spellStart"/>
+      <w:r>
+        <w:rPr>
+          <w:rFonts w:ascii="Times New Roman" w:hAnsi="Times New Roman" w:cs="Times New Roman"/>
+          <w:spacing w:val="-10"/>
+        </w:rPr>
+        <w:t>viên</w:t>
+      </w:r>
+      <w:proofErr w:type="spellEnd"/>
+      <w:r>
+        <w:rPr>
+          <w:rFonts w:ascii="Times New Roman" w:hAnsi="Times New Roman" w:cs="Times New Roman"/>
+          <w:spacing w:val="-10"/>
+        </w:rPr>
+        <w:t xml:space="preserve">; </w:t>
+      </w:r>
+      <w:proofErr w:type="spellStart"/>
+      <w:r>
+        <w:rPr>
+          <w:rFonts w:ascii="Times New Roman" w:hAnsi="Times New Roman" w:cs="Times New Roman"/>
+          <w:spacing w:val="-10"/>
+        </w:rPr>
+        <w:t>người</w:t>
+      </w:r>
+      <w:proofErr w:type="spellEnd"/>
+      <w:r>
+        <w:rPr>
+          <w:rFonts w:ascii="Times New Roman" w:hAnsi="Times New Roman" w:cs="Times New Roman"/>
+          <w:spacing w:val="-10"/>
+        </w:rPr>
+        <w:t xml:space="preserve"> </w:t>
+      </w:r>
+      <w:proofErr w:type="spellStart"/>
+      <w:r>
+        <w:rPr>
+          <w:rFonts w:ascii="Times New Roman" w:hAnsi="Times New Roman" w:cs="Times New Roman"/>
+          <w:spacing w:val="-10"/>
+        </w:rPr>
+        <w:t>đại</w:t>
+      </w:r>
+      <w:proofErr w:type="spellEnd"/>
+      <w:r>
+        <w:rPr>
+          <w:rFonts w:ascii="Times New Roman" w:hAnsi="Times New Roman" w:cs="Times New Roman"/>
+          <w:spacing w:val="-10"/>
+        </w:rPr>
+        <w:t xml:space="preserve"> </w:t>
+      </w:r>
+      <w:proofErr w:type="spellStart"/>
+      <w:r>
+        <w:rPr>
+          <w:rFonts w:ascii="Times New Roman" w:hAnsi="Times New Roman" w:cs="Times New Roman"/>
+          <w:spacing w:val="-10"/>
+        </w:rPr>
+        <w:t>diện</w:t>
+      </w:r>
+      <w:proofErr w:type="spellEnd"/>
+      <w:r>
+        <w:rPr>
+          <w:rFonts w:ascii="Times New Roman" w:hAnsi="Times New Roman" w:cs="Times New Roman"/>
+          <w:spacing w:val="-10"/>
+        </w:rPr>
+        <w:t xml:space="preserve"> </w:t>
+      </w:r>
+      <w:proofErr w:type="spellStart"/>
+      <w:r>
+        <w:rPr>
+          <w:rFonts w:ascii="Times New Roman" w:hAnsi="Times New Roman" w:cs="Times New Roman"/>
+          <w:spacing w:val="-10"/>
+        </w:rPr>
+        <w:t>theo</w:t>
+      </w:r>
+      <w:proofErr w:type="spellEnd"/>
+      <w:r>
+        <w:rPr>
+          <w:rFonts w:ascii="Times New Roman" w:hAnsi="Times New Roman" w:cs="Times New Roman"/>
+          <w:spacing w:val="-10"/>
+        </w:rPr>
+        <w:t xml:space="preserve"> </w:t>
+      </w:r>
+      <w:proofErr w:type="spellStart"/>
+      <w:r>
+        <w:rPr>
+          <w:rFonts w:ascii="Times New Roman" w:hAnsi="Times New Roman" w:cs="Times New Roman"/>
+          <w:spacing w:val="-10"/>
+        </w:rPr>
+        <w:t>pháp</w:t>
+      </w:r>
+      <w:proofErr w:type="spellEnd"/>
+      <w:r>
+        <w:rPr>
+          <w:rFonts w:ascii="Times New Roman" w:hAnsi="Times New Roman" w:cs="Times New Roman"/>
+          <w:spacing w:val="-10"/>
+        </w:rPr>
+        <w:t xml:space="preserve"> </w:t>
+      </w:r>
+      <w:proofErr w:type="spellStart"/>
+      <w:r>
+        <w:rPr>
+          <w:rFonts w:ascii="Times New Roman" w:hAnsi="Times New Roman" w:cs="Times New Roman"/>
+          <w:spacing w:val="-10"/>
+        </w:rPr>
+        <w:t>luật</w:t>
+      </w:r>
+      <w:proofErr w:type="spellEnd"/>
+      <w:r>
+        <w:rPr>
+          <w:rFonts w:ascii="Times New Roman" w:hAnsi="Times New Roman" w:cs="Times New Roman"/>
+          <w:spacing w:val="-10"/>
+        </w:rPr>
+        <w:t xml:space="preserve">, </w:t>
+      </w:r>
+      <w:proofErr w:type="spellStart"/>
+      <w:r>
+        <w:rPr>
+          <w:rFonts w:ascii="Times New Roman" w:hAnsi="Times New Roman" w:cs="Times New Roman"/>
+          <w:spacing w:val="-10"/>
+        </w:rPr>
+        <w:t>giám</w:t>
+      </w:r>
+      <w:proofErr w:type="spellEnd"/>
+      <w:r>
+        <w:rPr>
+          <w:rFonts w:ascii="Times New Roman" w:hAnsi="Times New Roman" w:cs="Times New Roman"/>
+          <w:spacing w:val="-10"/>
+        </w:rPr>
+        <w:t xml:space="preserve"> </w:t>
+      </w:r>
+      <w:proofErr w:type="spellStart"/>
+      <w:r>
+        <w:rPr>
+          <w:rFonts w:ascii="Times New Roman" w:hAnsi="Times New Roman" w:cs="Times New Roman"/>
+          <w:spacing w:val="-10"/>
+        </w:rPr>
+        <w:t>đốc</w:t>
+      </w:r>
+      <w:proofErr w:type="spellEnd"/>
+      <w:r>
+        <w:rPr>
+          <w:rFonts w:ascii="Times New Roman" w:hAnsi="Times New Roman" w:cs="Times New Roman"/>
+          <w:spacing w:val="-10"/>
+        </w:rPr>
+        <w:t xml:space="preserve"> </w:t>
+      </w:r>
+      <w:proofErr w:type="spellStart"/>
+      <w:r>
+        <w:rPr>
+          <w:rFonts w:ascii="Times New Roman" w:hAnsi="Times New Roman" w:cs="Times New Roman"/>
+          <w:spacing w:val="-10"/>
+        </w:rPr>
+        <w:t>hoặc</w:t>
+      </w:r>
+      <w:proofErr w:type="spellEnd"/>
+      <w:r>
+        <w:rPr>
+          <w:rFonts w:ascii="Times New Roman" w:hAnsi="Times New Roman" w:cs="Times New Roman"/>
+          <w:spacing w:val="-10"/>
+        </w:rPr>
+        <w:t xml:space="preserve"> </w:t>
+      </w:r>
+      <w:proofErr w:type="spellStart"/>
+      <w:r>
+        <w:rPr>
+          <w:rFonts w:ascii="Times New Roman" w:hAnsi="Times New Roman" w:cs="Times New Roman"/>
+          <w:spacing w:val="-10"/>
+        </w:rPr>
+        <w:t>tổng</w:t>
+      </w:r>
+      <w:proofErr w:type="spellEnd"/>
+      <w:r>
+        <w:rPr>
+          <w:rFonts w:ascii="Times New Roman" w:hAnsi="Times New Roman" w:cs="Times New Roman"/>
+          <w:spacing w:val="-10"/>
+        </w:rPr>
+        <w:t xml:space="preserve"> </w:t>
+      </w:r>
+      <w:proofErr w:type="spellStart"/>
+      <w:r>
+        <w:rPr>
+          <w:rFonts w:ascii="Times New Roman" w:hAnsi="Times New Roman" w:cs="Times New Roman"/>
+          <w:spacing w:val="-10"/>
+        </w:rPr>
+        <w:t>giám</w:t>
+      </w:r>
+      <w:proofErr w:type="spellEnd"/>
+      <w:r>
+        <w:rPr>
+          <w:rFonts w:ascii="Times New Roman" w:hAnsi="Times New Roman" w:cs="Times New Roman"/>
+          <w:spacing w:val="-10"/>
+        </w:rPr>
+        <w:t xml:space="preserve"> </w:t>
+      </w:r>
+      <w:proofErr w:type="spellStart"/>
+      <w:r>
+        <w:rPr>
+          <w:rFonts w:ascii="Times New Roman" w:hAnsi="Times New Roman" w:cs="Times New Roman"/>
+          <w:spacing w:val="-10"/>
+        </w:rPr>
+        <w:t>đốc</w:t>
+      </w:r>
+      <w:proofErr w:type="spellEnd"/>
+      <w:r>
+        <w:rPr>
+          <w:rFonts w:ascii="Times New Roman" w:hAnsi="Times New Roman" w:cs="Times New Roman"/>
+          <w:spacing w:val="-10"/>
+        </w:rPr>
+        <w:t xml:space="preserve"> </w:t>
+      </w:r>
+      <w:proofErr w:type="spellStart"/>
+      <w:r>
+        <w:rPr>
+          <w:rFonts w:ascii="Times New Roman" w:hAnsi="Times New Roman" w:cs="Times New Roman"/>
+          <w:spacing w:val="-10"/>
+        </w:rPr>
+        <w:t>của</w:t>
+      </w:r>
+      <w:proofErr w:type="spellEnd"/>
+      <w:r>
+        <w:rPr>
+          <w:rFonts w:ascii="Times New Roman" w:hAnsi="Times New Roman" w:cs="Times New Roman"/>
+          <w:spacing w:val="-10"/>
+        </w:rPr>
+        <w:t xml:space="preserve"> </w:t>
+      </w:r>
+      <w:proofErr w:type="spellStart"/>
+      <w:r>
+        <w:rPr>
+          <w:rFonts w:ascii="Times New Roman" w:hAnsi="Times New Roman" w:cs="Times New Roman"/>
+          <w:spacing w:val="-10"/>
+        </w:rPr>
+        <w:t>doanh</w:t>
+      </w:r>
+      <w:proofErr w:type="spellEnd"/>
+      <w:r>
+        <w:rPr>
+          <w:rFonts w:ascii="Times New Roman" w:hAnsi="Times New Roman" w:cs="Times New Roman"/>
+          <w:spacing w:val="-10"/>
+        </w:rPr>
+        <w:t xml:space="preserve"> </w:t>
+      </w:r>
+      <w:proofErr w:type="spellStart"/>
+      <w:r>
+        <w:rPr>
+          <w:rFonts w:ascii="Times New Roman" w:hAnsi="Times New Roman" w:cs="Times New Roman"/>
+          <w:spacing w:val="-10"/>
+        </w:rPr>
+        <w:t>nghiệp</w:t>
+      </w:r>
+      <w:proofErr w:type="spellEnd"/>
+      <w:r>
+        <w:rPr>
+          <w:rFonts w:ascii="Times New Roman" w:hAnsi="Times New Roman" w:cs="Times New Roman"/>
+          <w:spacing w:val="-10"/>
+        </w:rPr>
+        <w:t xml:space="preserve">; </w:t>
+      </w:r>
+      <w:proofErr w:type="spellStart"/>
+      <w:r>
+        <w:rPr>
+          <w:rFonts w:ascii="Times New Roman" w:hAnsi="Times New Roman" w:cs="Times New Roman"/>
+          <w:spacing w:val="-10"/>
+        </w:rPr>
+        <w:t>sửa</w:t>
+      </w:r>
+      <w:proofErr w:type="spellEnd"/>
+      <w:r>
+        <w:rPr>
+          <w:rFonts w:ascii="Times New Roman" w:hAnsi="Times New Roman" w:cs="Times New Roman"/>
+          <w:spacing w:val="-10"/>
+        </w:rPr>
+        <w:t xml:space="preserve"> </w:t>
+      </w:r>
+      <w:proofErr w:type="spellStart"/>
+      <w:r>
+        <w:rPr>
+          <w:rFonts w:ascii="Times New Roman" w:hAnsi="Times New Roman" w:cs="Times New Roman"/>
+          <w:spacing w:val="-10"/>
+        </w:rPr>
+        <w:t>đổi</w:t>
+      </w:r>
+      <w:proofErr w:type="spellEnd"/>
+      <w:r>
+        <w:rPr>
+          <w:rFonts w:ascii="Times New Roman" w:hAnsi="Times New Roman" w:cs="Times New Roman"/>
+          <w:spacing w:val="-10"/>
+        </w:rPr>
+        <w:t xml:space="preserve">, </w:t>
+      </w:r>
+      <w:proofErr w:type="spellStart"/>
+      <w:r>
+        <w:rPr>
+          <w:rFonts w:ascii="Times New Roman" w:hAnsi="Times New Roman" w:cs="Times New Roman"/>
+          <w:spacing w:val="-10"/>
+        </w:rPr>
+        <w:t>bổ</w:t>
+      </w:r>
+      <w:proofErr w:type="spellEnd"/>
+      <w:r>
+        <w:rPr>
+          <w:rFonts w:ascii="Times New Roman" w:hAnsi="Times New Roman" w:cs="Times New Roman"/>
+          <w:spacing w:val="-10"/>
+        </w:rPr>
+        <w:t xml:space="preserve"> sung </w:t>
+      </w:r>
+      <w:proofErr w:type="spellStart"/>
+      <w:r>
+        <w:rPr>
+          <w:rFonts w:ascii="Times New Roman" w:hAnsi="Times New Roman" w:cs="Times New Roman"/>
+          <w:spacing w:val="-10"/>
+        </w:rPr>
+        <w:t>điều</w:t>
+      </w:r>
+      <w:proofErr w:type="spellEnd"/>
+      <w:r>
+        <w:rPr>
+          <w:rFonts w:ascii="Times New Roman" w:hAnsi="Times New Roman" w:cs="Times New Roman"/>
+          <w:spacing w:val="-10"/>
+        </w:rPr>
+        <w:t xml:space="preserve"> </w:t>
+      </w:r>
+      <w:proofErr w:type="spellStart"/>
+      <w:r>
+        <w:rPr>
+          <w:rFonts w:ascii="Times New Roman" w:hAnsi="Times New Roman" w:cs="Times New Roman"/>
+          <w:spacing w:val="-10"/>
+        </w:rPr>
+        <w:t>lệ</w:t>
+      </w:r>
+      <w:proofErr w:type="spellEnd"/>
+      <w:r>
+        <w:rPr>
+          <w:rFonts w:ascii="Times New Roman" w:hAnsi="Times New Roman" w:cs="Times New Roman"/>
+          <w:spacing w:val="-10"/>
+        </w:rPr>
+        <w:t xml:space="preserve"> </w:t>
+      </w:r>
+      <w:proofErr w:type="spellStart"/>
+      <w:r>
+        <w:rPr>
+          <w:rFonts w:ascii="Times New Roman" w:hAnsi="Times New Roman" w:cs="Times New Roman"/>
+          <w:spacing w:val="-10"/>
+        </w:rPr>
+        <w:t>của</w:t>
+      </w:r>
+      <w:proofErr w:type="spellEnd"/>
+      <w:r>
+        <w:rPr>
+          <w:rFonts w:ascii="Times New Roman" w:hAnsi="Times New Roman" w:cs="Times New Roman"/>
+          <w:spacing w:val="-10"/>
+        </w:rPr>
+        <w:t xml:space="preserve"> </w:t>
+      </w:r>
+      <w:proofErr w:type="spellStart"/>
+      <w:r>
+        <w:rPr>
+          <w:rFonts w:ascii="Times New Roman" w:hAnsi="Times New Roman" w:cs="Times New Roman"/>
+          <w:spacing w:val="-10"/>
+        </w:rPr>
+        <w:t>doanh</w:t>
+      </w:r>
+      <w:proofErr w:type="spellEnd"/>
+      <w:r>
+        <w:rPr>
+          <w:rFonts w:ascii="Times New Roman" w:hAnsi="Times New Roman" w:cs="Times New Roman"/>
+          <w:spacing w:val="-10"/>
+        </w:rPr>
+        <w:t xml:space="preserve"> </w:t>
+      </w:r>
+      <w:proofErr w:type="spellStart"/>
+      <w:r>
+        <w:rPr>
+          <w:rFonts w:ascii="Times New Roman" w:hAnsi="Times New Roman" w:cs="Times New Roman"/>
+          <w:spacing w:val="-10"/>
+        </w:rPr>
+        <w:t>nghiệp</w:t>
+      </w:r>
+      <w:proofErr w:type="spellEnd"/>
+      <w:r>
+        <w:rPr>
+          <w:rFonts w:ascii="Times New Roman" w:hAnsi="Times New Roman" w:cs="Times New Roman"/>
+          <w:spacing w:val="-10"/>
+        </w:rPr>
+        <w:t xml:space="preserve">; </w:t>
+      </w:r>
+      <w:proofErr w:type="spellStart"/>
+      <w:r>
+        <w:rPr>
+          <w:rFonts w:ascii="Times New Roman" w:hAnsi="Times New Roman" w:cs="Times New Roman"/>
+          <w:spacing w:val="-10"/>
+        </w:rPr>
+        <w:t>thay</w:t>
+      </w:r>
+      <w:proofErr w:type="spellEnd"/>
+      <w:r>
+        <w:rPr>
+          <w:rFonts w:ascii="Times New Roman" w:hAnsi="Times New Roman" w:cs="Times New Roman"/>
+          <w:spacing w:val="-10"/>
+        </w:rPr>
+        <w:t xml:space="preserve"> </w:t>
+      </w:r>
+      <w:proofErr w:type="spellStart"/>
+      <w:r>
+        <w:rPr>
+          <w:rFonts w:ascii="Times New Roman" w:hAnsi="Times New Roman" w:cs="Times New Roman"/>
+          <w:spacing w:val="-10"/>
+        </w:rPr>
+        <w:t>đổi</w:t>
+      </w:r>
+      <w:proofErr w:type="spellEnd"/>
+      <w:r>
+        <w:rPr>
+          <w:rFonts w:ascii="Times New Roman" w:hAnsi="Times New Roman" w:cs="Times New Roman"/>
+          <w:spacing w:val="-10"/>
+        </w:rPr>
+        <w:t xml:space="preserve"> </w:t>
+      </w:r>
+      <w:proofErr w:type="spellStart"/>
+      <w:r>
+        <w:rPr>
+          <w:rFonts w:ascii="Times New Roman" w:hAnsi="Times New Roman" w:cs="Times New Roman"/>
+          <w:spacing w:val="-10"/>
+        </w:rPr>
+        <w:t>cơ</w:t>
+      </w:r>
+      <w:proofErr w:type="spellEnd"/>
+      <w:r>
+        <w:rPr>
+          <w:rFonts w:ascii="Times New Roman" w:hAnsi="Times New Roman" w:cs="Times New Roman"/>
+          <w:spacing w:val="-10"/>
+        </w:rPr>
+        <w:t xml:space="preserve"> </w:t>
+      </w:r>
+      <w:proofErr w:type="spellStart"/>
+      <w:r>
+        <w:rPr>
+          <w:rFonts w:ascii="Times New Roman" w:hAnsi="Times New Roman" w:cs="Times New Roman"/>
+          <w:spacing w:val="-10"/>
+        </w:rPr>
+        <w:t>cấu</w:t>
+      </w:r>
+      <w:proofErr w:type="spellEnd"/>
+      <w:r>
+        <w:rPr>
+          <w:rFonts w:ascii="Times New Roman" w:hAnsi="Times New Roman" w:cs="Times New Roman"/>
+          <w:spacing w:val="-10"/>
+        </w:rPr>
+        <w:t xml:space="preserve"> </w:t>
+      </w:r>
+      <w:proofErr w:type="spellStart"/>
+      <w:r>
+        <w:rPr>
+          <w:rFonts w:ascii="Times New Roman" w:hAnsi="Times New Roman" w:cs="Times New Roman"/>
+          <w:spacing w:val="-10"/>
+        </w:rPr>
+        <w:t>tổ</w:t>
+      </w:r>
+      <w:proofErr w:type="spellEnd"/>
+      <w:r>
+        <w:rPr>
+          <w:rFonts w:ascii="Times New Roman" w:hAnsi="Times New Roman" w:cs="Times New Roman"/>
+          <w:spacing w:val="-10"/>
+        </w:rPr>
+        <w:t xml:space="preserve"> </w:t>
+      </w:r>
+      <w:proofErr w:type="spellStart"/>
+      <w:r>
+        <w:rPr>
+          <w:rFonts w:ascii="Times New Roman" w:hAnsi="Times New Roman" w:cs="Times New Roman"/>
+          <w:spacing w:val="-10"/>
+        </w:rPr>
+        <w:t>chức</w:t>
+      </w:r>
+      <w:proofErr w:type="spellEnd"/>
+      <w:r>
+        <w:rPr>
+          <w:rFonts w:ascii="Times New Roman" w:hAnsi="Times New Roman" w:cs="Times New Roman"/>
+          <w:spacing w:val="-10"/>
+        </w:rPr>
+        <w:t xml:space="preserve"> </w:t>
+      </w:r>
+      <w:proofErr w:type="spellStart"/>
+      <w:r>
+        <w:rPr>
+          <w:rFonts w:ascii="Times New Roman" w:hAnsi="Times New Roman" w:cs="Times New Roman"/>
+          <w:spacing w:val="-10"/>
+        </w:rPr>
+        <w:t>quản</w:t>
+      </w:r>
+      <w:proofErr w:type="spellEnd"/>
+      <w:r>
+        <w:rPr>
+          <w:rFonts w:ascii="Times New Roman" w:hAnsi="Times New Roman" w:cs="Times New Roman"/>
+          <w:spacing w:val="-10"/>
+        </w:rPr>
+        <w:t xml:space="preserve"> </w:t>
+      </w:r>
+      <w:proofErr w:type="spellStart"/>
+      <w:r>
+        <w:rPr>
+          <w:rFonts w:ascii="Times New Roman" w:hAnsi="Times New Roman" w:cs="Times New Roman"/>
+          <w:spacing w:val="-10"/>
+        </w:rPr>
+        <w:t>lý</w:t>
+      </w:r>
+      <w:proofErr w:type="spellEnd"/>
+      <w:r>
+        <w:rPr>
+          <w:rFonts w:ascii="Times New Roman" w:hAnsi="Times New Roman" w:cs="Times New Roman"/>
+          <w:spacing w:val="-10"/>
+        </w:rPr>
+        <w:t xml:space="preserve"> </w:t>
+      </w:r>
+      <w:proofErr w:type="spellStart"/>
+      <w:r>
+        <w:rPr>
+          <w:rFonts w:ascii="Times New Roman" w:hAnsi="Times New Roman" w:cs="Times New Roman"/>
+          <w:spacing w:val="-10"/>
+        </w:rPr>
+        <w:t>công</w:t>
+      </w:r>
+      <w:proofErr w:type="spellEnd"/>
+      <w:r>
+        <w:rPr>
+          <w:rFonts w:ascii="Times New Roman" w:hAnsi="Times New Roman" w:cs="Times New Roman"/>
+          <w:spacing w:val="-10"/>
+        </w:rPr>
+        <w:t xml:space="preserve"> ty; </w:t>
+      </w:r>
+      <w:proofErr w:type="spellStart"/>
+      <w:r>
+        <w:rPr>
+          <w:rFonts w:ascii="Times New Roman" w:hAnsi="Times New Roman" w:cs="Times New Roman"/>
+          <w:spacing w:val="-10"/>
+        </w:rPr>
+        <w:t>tổ</w:t>
+      </w:r>
+      <w:proofErr w:type="spellEnd"/>
+      <w:r>
+        <w:rPr>
+          <w:rFonts w:ascii="Times New Roman" w:hAnsi="Times New Roman" w:cs="Times New Roman"/>
+          <w:spacing w:val="-10"/>
+        </w:rPr>
+        <w:t xml:space="preserve"> </w:t>
+      </w:r>
+      <w:proofErr w:type="spellStart"/>
+      <w:r>
+        <w:rPr>
+          <w:rFonts w:ascii="Times New Roman" w:hAnsi="Times New Roman" w:cs="Times New Roman"/>
+          <w:spacing w:val="-10"/>
+        </w:rPr>
+        <w:t>chức</w:t>
+      </w:r>
+      <w:proofErr w:type="spellEnd"/>
+      <w:r>
+        <w:rPr>
+          <w:rFonts w:ascii="Times New Roman" w:hAnsi="Times New Roman" w:cs="Times New Roman"/>
+          <w:spacing w:val="-10"/>
+        </w:rPr>
+        <w:t xml:space="preserve"> </w:t>
+      </w:r>
+      <w:proofErr w:type="spellStart"/>
+      <w:r>
+        <w:rPr>
+          <w:rFonts w:ascii="Times New Roman" w:hAnsi="Times New Roman" w:cs="Times New Roman"/>
+          <w:spacing w:val="-10"/>
+        </w:rPr>
+        <w:t>lại</w:t>
+      </w:r>
+      <w:proofErr w:type="spellEnd"/>
+      <w:r>
+        <w:rPr>
+          <w:rFonts w:ascii="Times New Roman" w:hAnsi="Times New Roman" w:cs="Times New Roman"/>
+          <w:spacing w:val="-10"/>
+        </w:rPr>
+        <w:t xml:space="preserve">, </w:t>
+      </w:r>
+      <w:proofErr w:type="spellStart"/>
+      <w:r>
+        <w:rPr>
+          <w:rFonts w:ascii="Times New Roman" w:hAnsi="Times New Roman" w:cs="Times New Roman"/>
+          <w:spacing w:val="-10"/>
+        </w:rPr>
+        <w:t>giải</w:t>
+      </w:r>
+      <w:proofErr w:type="spellEnd"/>
+      <w:r>
+        <w:rPr>
+          <w:rFonts w:ascii="Times New Roman" w:hAnsi="Times New Roman" w:cs="Times New Roman"/>
+          <w:spacing w:val="-10"/>
+        </w:rPr>
+        <w:t xml:space="preserve"> </w:t>
+      </w:r>
+      <w:proofErr w:type="spellStart"/>
+      <w:r>
+        <w:rPr>
+          <w:rFonts w:ascii="Times New Roman" w:hAnsi="Times New Roman" w:cs="Times New Roman"/>
+          <w:spacing w:val="-10"/>
+        </w:rPr>
+        <w:t>thể</w:t>
+      </w:r>
+      <w:proofErr w:type="spellEnd"/>
+      <w:r>
+        <w:rPr>
+          <w:rFonts w:ascii="Times New Roman" w:hAnsi="Times New Roman" w:cs="Times New Roman"/>
+          <w:spacing w:val="-10"/>
+        </w:rPr>
+        <w:t xml:space="preserve"> </w:t>
+      </w:r>
+      <w:proofErr w:type="spellStart"/>
+      <w:r>
+        <w:rPr>
+          <w:rFonts w:ascii="Times New Roman" w:hAnsi="Times New Roman" w:cs="Times New Roman"/>
+          <w:spacing w:val="-10"/>
+        </w:rPr>
+        <w:t>công</w:t>
+      </w:r>
+      <w:proofErr w:type="spellEnd"/>
+      <w:r>
+        <w:rPr>
+          <w:rFonts w:ascii="Times New Roman" w:hAnsi="Times New Roman" w:cs="Times New Roman"/>
+          <w:spacing w:val="-10"/>
+        </w:rPr>
+        <w:t xml:space="preserve"> ty.</w:t>
+      </w:r>
+      <w:proofErr w:type="gramEnd"/>
     </w:p>
   </w:footnote>
   <w:footnote w:id="5">
@@ -2275,7 +6087,219 @@
         <w:rPr>
           <w:spacing w:val="-10"/>
         </w:rPr>
-        <w:t xml:space="preserve"> - Người đại diện theo pháp luật của doanh nghiệp ký trực tiếp vào phần này. </w:t>
+        <w:t xml:space="preserve"> - </w:t>
+      </w:r>
+      <w:proofErr w:type="spellStart"/>
+      <w:r>
+        <w:rPr>
+          <w:spacing w:val="-10"/>
+        </w:rPr>
+        <w:t>Người</w:t>
+      </w:r>
+      <w:proofErr w:type="spellEnd"/>
+      <w:r>
+        <w:rPr>
+          <w:spacing w:val="-10"/>
+        </w:rPr>
+        <w:t xml:space="preserve"> </w:t>
+      </w:r>
+      <w:proofErr w:type="spellStart"/>
+      <w:r>
+        <w:rPr>
+          <w:spacing w:val="-10"/>
+        </w:rPr>
+        <w:t>đại</w:t>
+      </w:r>
+      <w:proofErr w:type="spellEnd"/>
+      <w:r>
+        <w:rPr>
+          <w:spacing w:val="-10"/>
+        </w:rPr>
+        <w:t xml:space="preserve"> </w:t>
+      </w:r>
+      <w:proofErr w:type="spellStart"/>
+      <w:r>
+        <w:rPr>
+          <w:spacing w:val="-10"/>
+        </w:rPr>
+        <w:t>diện</w:t>
+      </w:r>
+      <w:proofErr w:type="spellEnd"/>
+      <w:r>
+        <w:rPr>
+          <w:spacing w:val="-10"/>
+        </w:rPr>
+        <w:t xml:space="preserve"> </w:t>
+      </w:r>
+      <w:proofErr w:type="spellStart"/>
+      <w:proofErr w:type="gramStart"/>
+      <w:r>
+        <w:rPr>
+          <w:spacing w:val="-10"/>
+        </w:rPr>
+        <w:t>theo</w:t>
+      </w:r>
+      <w:proofErr w:type="spellEnd"/>
+      <w:proofErr w:type="gramEnd"/>
+      <w:r>
+        <w:rPr>
+          <w:spacing w:val="-10"/>
+        </w:rPr>
+        <w:t xml:space="preserve"> </w:t>
+      </w:r>
+      <w:proofErr w:type="spellStart"/>
+      <w:r>
+        <w:rPr>
+          <w:spacing w:val="-10"/>
+        </w:rPr>
+        <w:t>pháp</w:t>
+      </w:r>
+      <w:proofErr w:type="spellEnd"/>
+      <w:r>
+        <w:rPr>
+          <w:spacing w:val="-10"/>
+        </w:rPr>
+        <w:t xml:space="preserve"> </w:t>
+      </w:r>
+      <w:proofErr w:type="spellStart"/>
+      <w:r>
+        <w:rPr>
+          <w:spacing w:val="-10"/>
+        </w:rPr>
+        <w:t>luật</w:t>
+      </w:r>
+      <w:proofErr w:type="spellEnd"/>
+      <w:r>
+        <w:rPr>
+          <w:spacing w:val="-10"/>
+        </w:rPr>
+        <w:t xml:space="preserve"> </w:t>
+      </w:r>
+      <w:proofErr w:type="spellStart"/>
+      <w:r>
+        <w:rPr>
+          <w:spacing w:val="-10"/>
+        </w:rPr>
+        <w:t>của</w:t>
+      </w:r>
+      <w:proofErr w:type="spellEnd"/>
+      <w:r>
+        <w:rPr>
+          <w:spacing w:val="-10"/>
+        </w:rPr>
+        <w:t xml:space="preserve"> </w:t>
+      </w:r>
+      <w:proofErr w:type="spellStart"/>
+      <w:r>
+        <w:rPr>
+          <w:spacing w:val="-10"/>
+        </w:rPr>
+        <w:t>doanh</w:t>
+      </w:r>
+      <w:proofErr w:type="spellEnd"/>
+      <w:r>
+        <w:rPr>
+          <w:spacing w:val="-10"/>
+        </w:rPr>
+        <w:t xml:space="preserve"> </w:t>
+      </w:r>
+      <w:proofErr w:type="spellStart"/>
+      <w:r>
+        <w:rPr>
+          <w:spacing w:val="-10"/>
+        </w:rPr>
+        <w:t>nghiệp</w:t>
+      </w:r>
+      <w:proofErr w:type="spellEnd"/>
+      <w:r>
+        <w:rPr>
+          <w:spacing w:val="-10"/>
+        </w:rPr>
+        <w:t xml:space="preserve"> </w:t>
+      </w:r>
+      <w:proofErr w:type="spellStart"/>
+      <w:r>
+        <w:rPr>
+          <w:spacing w:val="-10"/>
+        </w:rPr>
+        <w:t>ký</w:t>
+      </w:r>
+      <w:proofErr w:type="spellEnd"/>
+      <w:r>
+        <w:rPr>
+          <w:spacing w:val="-10"/>
+        </w:rPr>
+        <w:t xml:space="preserve"> </w:t>
+      </w:r>
+      <w:proofErr w:type="spellStart"/>
+      <w:r>
+        <w:rPr>
+          <w:spacing w:val="-10"/>
+        </w:rPr>
+        <w:t>trực</w:t>
+      </w:r>
+      <w:proofErr w:type="spellEnd"/>
+      <w:r>
+        <w:rPr>
+          <w:spacing w:val="-10"/>
+        </w:rPr>
+        <w:t xml:space="preserve"> </w:t>
+      </w:r>
+      <w:proofErr w:type="spellStart"/>
+      <w:r>
+        <w:rPr>
+          <w:spacing w:val="-10"/>
+        </w:rPr>
+        <w:t>tiếp</w:t>
+      </w:r>
+      <w:proofErr w:type="spellEnd"/>
+      <w:r>
+        <w:rPr>
+          <w:spacing w:val="-10"/>
+        </w:rPr>
+        <w:t xml:space="preserve"> </w:t>
+      </w:r>
+      <w:proofErr w:type="spellStart"/>
+      <w:r>
+        <w:rPr>
+          <w:spacing w:val="-10"/>
+        </w:rPr>
+        <w:t>vào</w:t>
+      </w:r>
+      <w:proofErr w:type="spellEnd"/>
+      <w:r>
+        <w:rPr>
+          <w:spacing w:val="-10"/>
+        </w:rPr>
+        <w:t xml:space="preserve"> </w:t>
+      </w:r>
+      <w:proofErr w:type="spellStart"/>
+      <w:r>
+        <w:rPr>
+          <w:spacing w:val="-10"/>
+        </w:rPr>
+        <w:t>phần</w:t>
+      </w:r>
+      <w:proofErr w:type="spellEnd"/>
+      <w:r>
+        <w:rPr>
+          <w:spacing w:val="-10"/>
+        </w:rPr>
+        <w:t xml:space="preserve"> </w:t>
+      </w:r>
+      <w:proofErr w:type="spellStart"/>
+      <w:r>
+        <w:rPr>
+          <w:spacing w:val="-10"/>
+        </w:rPr>
+        <w:t>này</w:t>
+      </w:r>
+      <w:proofErr w:type="spellEnd"/>
+      <w:r>
+        <w:rPr>
+          <w:spacing w:val="-10"/>
+        </w:rPr>
+        <w:t xml:space="preserve">. </w:t>
       </w:r>
     </w:p>
     <w:p>
@@ -2290,7 +6314,569 @@
         <w:rPr>
           <w:spacing w:val="-10"/>
         </w:rPr>
-        <w:t xml:space="preserve">- Trường hợp đăng ký chuyển đổi loại hình doanh nghiệp đồng thời đăng ký thay đổi người đại diện theo pháp luật thì Chủ tịch Hội đồng quản trị của công ty sau chuyển đổi ký trực tiếp vào phần này. </w:t>
+        <w:t xml:space="preserve">- </w:t>
+      </w:r>
+      <w:proofErr w:type="spellStart"/>
+      <w:r>
+        <w:rPr>
+          <w:spacing w:val="-10"/>
+        </w:rPr>
+        <w:t>Trường</w:t>
+      </w:r>
+      <w:proofErr w:type="spellEnd"/>
+      <w:r>
+        <w:rPr>
+          <w:spacing w:val="-10"/>
+        </w:rPr>
+        <w:t xml:space="preserve"> </w:t>
+      </w:r>
+      <w:proofErr w:type="spellStart"/>
+      <w:r>
+        <w:rPr>
+          <w:spacing w:val="-10"/>
+        </w:rPr>
+        <w:t>hợp</w:t>
+      </w:r>
+      <w:proofErr w:type="spellEnd"/>
+      <w:r>
+        <w:rPr>
+          <w:spacing w:val="-10"/>
+        </w:rPr>
+        <w:t xml:space="preserve"> </w:t>
+      </w:r>
+      <w:proofErr w:type="spellStart"/>
+      <w:r>
+        <w:rPr>
+          <w:spacing w:val="-10"/>
+        </w:rPr>
+        <w:t>đăng</w:t>
+      </w:r>
+      <w:proofErr w:type="spellEnd"/>
+      <w:r>
+        <w:rPr>
+          <w:spacing w:val="-10"/>
+        </w:rPr>
+        <w:t xml:space="preserve"> </w:t>
+      </w:r>
+      <w:proofErr w:type="spellStart"/>
+      <w:r>
+        <w:rPr>
+          <w:spacing w:val="-10"/>
+        </w:rPr>
+        <w:t>ký</w:t>
+      </w:r>
+      <w:proofErr w:type="spellEnd"/>
+      <w:r>
+        <w:rPr>
+          <w:spacing w:val="-10"/>
+        </w:rPr>
+        <w:t xml:space="preserve"> </w:t>
+      </w:r>
+      <w:proofErr w:type="spellStart"/>
+      <w:r>
+        <w:rPr>
+          <w:spacing w:val="-10"/>
+        </w:rPr>
+        <w:t>chuyển</w:t>
+      </w:r>
+      <w:proofErr w:type="spellEnd"/>
+      <w:r>
+        <w:rPr>
+          <w:spacing w:val="-10"/>
+        </w:rPr>
+        <w:t xml:space="preserve"> </w:t>
+      </w:r>
+      <w:proofErr w:type="spellStart"/>
+      <w:r>
+        <w:rPr>
+          <w:spacing w:val="-10"/>
+        </w:rPr>
+        <w:t>đổi</w:t>
+      </w:r>
+      <w:proofErr w:type="spellEnd"/>
+      <w:r>
+        <w:rPr>
+          <w:spacing w:val="-10"/>
+        </w:rPr>
+        <w:t xml:space="preserve"> </w:t>
+      </w:r>
+      <w:proofErr w:type="spellStart"/>
+      <w:r>
+        <w:rPr>
+          <w:spacing w:val="-10"/>
+        </w:rPr>
+        <w:t>loại</w:t>
+      </w:r>
+      <w:proofErr w:type="spellEnd"/>
+      <w:r>
+        <w:rPr>
+          <w:spacing w:val="-10"/>
+        </w:rPr>
+        <w:t xml:space="preserve"> </w:t>
+      </w:r>
+      <w:proofErr w:type="spellStart"/>
+      <w:r>
+        <w:rPr>
+          <w:spacing w:val="-10"/>
+        </w:rPr>
+        <w:t>hình</w:t>
+      </w:r>
+      <w:proofErr w:type="spellEnd"/>
+      <w:r>
+        <w:rPr>
+          <w:spacing w:val="-10"/>
+        </w:rPr>
+        <w:t xml:space="preserve"> </w:t>
+      </w:r>
+      <w:proofErr w:type="spellStart"/>
+      <w:r>
+        <w:rPr>
+          <w:spacing w:val="-10"/>
+        </w:rPr>
+        <w:t>doanh</w:t>
+      </w:r>
+      <w:proofErr w:type="spellEnd"/>
+      <w:r>
+        <w:rPr>
+          <w:spacing w:val="-10"/>
+        </w:rPr>
+        <w:t xml:space="preserve"> </w:t>
+      </w:r>
+      <w:proofErr w:type="spellStart"/>
+      <w:r>
+        <w:rPr>
+          <w:spacing w:val="-10"/>
+        </w:rPr>
+        <w:t>nghiệp</w:t>
+      </w:r>
+      <w:proofErr w:type="spellEnd"/>
+      <w:r>
+        <w:rPr>
+          <w:spacing w:val="-10"/>
+        </w:rPr>
+        <w:t xml:space="preserve"> </w:t>
+      </w:r>
+      <w:proofErr w:type="spellStart"/>
+      <w:r>
+        <w:rPr>
+          <w:spacing w:val="-10"/>
+        </w:rPr>
+        <w:t>đồng</w:t>
+      </w:r>
+      <w:proofErr w:type="spellEnd"/>
+      <w:r>
+        <w:rPr>
+          <w:spacing w:val="-10"/>
+        </w:rPr>
+        <w:t xml:space="preserve"> </w:t>
+      </w:r>
+      <w:proofErr w:type="spellStart"/>
+      <w:r>
+        <w:rPr>
+          <w:spacing w:val="-10"/>
+        </w:rPr>
+        <w:t>thời</w:t>
+      </w:r>
+      <w:proofErr w:type="spellEnd"/>
+      <w:r>
+        <w:rPr>
+          <w:spacing w:val="-10"/>
+        </w:rPr>
+        <w:t xml:space="preserve"> </w:t>
+      </w:r>
+      <w:proofErr w:type="spellStart"/>
+      <w:r>
+        <w:rPr>
+          <w:spacing w:val="-10"/>
+        </w:rPr>
+        <w:t>đăng</w:t>
+      </w:r>
+      <w:proofErr w:type="spellEnd"/>
+      <w:r>
+        <w:rPr>
+          <w:spacing w:val="-10"/>
+        </w:rPr>
+        <w:t xml:space="preserve"> </w:t>
+      </w:r>
+      <w:proofErr w:type="spellStart"/>
+      <w:r>
+        <w:rPr>
+          <w:spacing w:val="-10"/>
+        </w:rPr>
+        <w:t>ký</w:t>
+      </w:r>
+      <w:proofErr w:type="spellEnd"/>
+      <w:r>
+        <w:rPr>
+          <w:spacing w:val="-10"/>
+        </w:rPr>
+        <w:t xml:space="preserve"> </w:t>
+      </w:r>
+      <w:proofErr w:type="spellStart"/>
+      <w:r>
+        <w:rPr>
+          <w:spacing w:val="-10"/>
+        </w:rPr>
+        <w:t>thay</w:t>
+      </w:r>
+      <w:proofErr w:type="spellEnd"/>
+      <w:r>
+        <w:rPr>
+          <w:spacing w:val="-10"/>
+        </w:rPr>
+        <w:t xml:space="preserve"> </w:t>
+      </w:r>
+      <w:proofErr w:type="spellStart"/>
+      <w:r>
+        <w:rPr>
+          <w:spacing w:val="-10"/>
+        </w:rPr>
+        <w:t>đổi</w:t>
+      </w:r>
+      <w:proofErr w:type="spellEnd"/>
+      <w:r>
+        <w:rPr>
+          <w:spacing w:val="-10"/>
+        </w:rPr>
+        <w:t xml:space="preserve"> </w:t>
+      </w:r>
+      <w:proofErr w:type="spellStart"/>
+      <w:r>
+        <w:rPr>
+          <w:spacing w:val="-10"/>
+        </w:rPr>
+        <w:t>người</w:t>
+      </w:r>
+      <w:proofErr w:type="spellEnd"/>
+      <w:r>
+        <w:rPr>
+          <w:spacing w:val="-10"/>
+        </w:rPr>
+        <w:t xml:space="preserve"> </w:t>
+      </w:r>
+      <w:proofErr w:type="spellStart"/>
+      <w:r>
+        <w:rPr>
+          <w:spacing w:val="-10"/>
+        </w:rPr>
+        <w:t>đại</w:t>
+      </w:r>
+      <w:proofErr w:type="spellEnd"/>
+      <w:r>
+        <w:rPr>
+          <w:spacing w:val="-10"/>
+        </w:rPr>
+        <w:t xml:space="preserve"> </w:t>
+      </w:r>
+      <w:proofErr w:type="spellStart"/>
+      <w:r>
+        <w:rPr>
+          <w:spacing w:val="-10"/>
+        </w:rPr>
+        <w:t>diện</w:t>
+      </w:r>
+      <w:proofErr w:type="spellEnd"/>
+      <w:r>
+        <w:rPr>
+          <w:spacing w:val="-10"/>
+        </w:rPr>
+        <w:t xml:space="preserve"> </w:t>
+      </w:r>
+      <w:proofErr w:type="spellStart"/>
+      <w:proofErr w:type="gramStart"/>
+      <w:r>
+        <w:rPr>
+          <w:spacing w:val="-10"/>
+        </w:rPr>
+        <w:t>theo</w:t>
+      </w:r>
+      <w:proofErr w:type="spellEnd"/>
+      <w:proofErr w:type="gramEnd"/>
+      <w:r>
+        <w:rPr>
+          <w:spacing w:val="-10"/>
+        </w:rPr>
+        <w:t xml:space="preserve"> </w:t>
+      </w:r>
+      <w:proofErr w:type="spellStart"/>
+      <w:r>
+        <w:rPr>
+          <w:spacing w:val="-10"/>
+        </w:rPr>
+        <w:t>pháp</w:t>
+      </w:r>
+      <w:proofErr w:type="spellEnd"/>
+      <w:r>
+        <w:rPr>
+          <w:spacing w:val="-10"/>
+        </w:rPr>
+        <w:t xml:space="preserve"> </w:t>
+      </w:r>
+      <w:proofErr w:type="spellStart"/>
+      <w:r>
+        <w:rPr>
+          <w:spacing w:val="-10"/>
+        </w:rPr>
+        <w:t>luật</w:t>
+      </w:r>
+      <w:proofErr w:type="spellEnd"/>
+      <w:r>
+        <w:rPr>
+          <w:spacing w:val="-10"/>
+        </w:rPr>
+        <w:t xml:space="preserve"> </w:t>
+      </w:r>
+      <w:proofErr w:type="spellStart"/>
+      <w:r>
+        <w:rPr>
+          <w:spacing w:val="-10"/>
+        </w:rPr>
+        <w:t>thì</w:t>
+      </w:r>
+      <w:proofErr w:type="spellEnd"/>
+      <w:r>
+        <w:rPr>
+          <w:spacing w:val="-10"/>
+        </w:rPr>
+        <w:t xml:space="preserve"> </w:t>
+      </w:r>
+      <w:proofErr w:type="spellStart"/>
+      <w:r>
+        <w:rPr>
+          <w:spacing w:val="-10"/>
+        </w:rPr>
+        <w:t>Chủ</w:t>
+      </w:r>
+      <w:proofErr w:type="spellEnd"/>
+      <w:r>
+        <w:rPr>
+          <w:spacing w:val="-10"/>
+        </w:rPr>
+        <w:t xml:space="preserve"> </w:t>
+      </w:r>
+      <w:proofErr w:type="spellStart"/>
+      <w:r>
+        <w:rPr>
+          <w:spacing w:val="-10"/>
+        </w:rPr>
+        <w:t>tịch</w:t>
+      </w:r>
+      <w:proofErr w:type="spellEnd"/>
+      <w:r>
+        <w:rPr>
+          <w:spacing w:val="-10"/>
+        </w:rPr>
+        <w:t xml:space="preserve"> </w:t>
+      </w:r>
+      <w:proofErr w:type="spellStart"/>
+      <w:r>
+        <w:rPr>
+          <w:spacing w:val="-10"/>
+        </w:rPr>
+        <w:t>Hội</w:t>
+      </w:r>
+      <w:proofErr w:type="spellEnd"/>
+      <w:r>
+        <w:rPr>
+          <w:spacing w:val="-10"/>
+        </w:rPr>
+        <w:t xml:space="preserve"> </w:t>
+      </w:r>
+      <w:proofErr w:type="spellStart"/>
+      <w:r>
+        <w:rPr>
+          <w:spacing w:val="-10"/>
+        </w:rPr>
+        <w:t>đồng</w:t>
+      </w:r>
+      <w:proofErr w:type="spellEnd"/>
+      <w:r>
+        <w:rPr>
+          <w:spacing w:val="-10"/>
+        </w:rPr>
+        <w:t xml:space="preserve"> </w:t>
+      </w:r>
+      <w:proofErr w:type="spellStart"/>
+      <w:r>
+        <w:rPr>
+          <w:spacing w:val="-10"/>
+        </w:rPr>
+        <w:t>quản</w:t>
+      </w:r>
+      <w:proofErr w:type="spellEnd"/>
+      <w:r>
+        <w:rPr>
+          <w:spacing w:val="-10"/>
+        </w:rPr>
+        <w:t xml:space="preserve"> </w:t>
+      </w:r>
+      <w:proofErr w:type="spellStart"/>
+      <w:r>
+        <w:rPr>
+          <w:spacing w:val="-10"/>
+        </w:rPr>
+        <w:t>trị</w:t>
+      </w:r>
+      <w:proofErr w:type="spellEnd"/>
+      <w:r>
+        <w:rPr>
+          <w:spacing w:val="-10"/>
+        </w:rPr>
+        <w:t xml:space="preserve"> </w:t>
+      </w:r>
+      <w:proofErr w:type="spellStart"/>
+      <w:r>
+        <w:rPr>
+          <w:spacing w:val="-10"/>
+        </w:rPr>
+        <w:t>của</w:t>
+      </w:r>
+      <w:proofErr w:type="spellEnd"/>
+      <w:r>
+        <w:rPr>
+          <w:spacing w:val="-10"/>
+        </w:rPr>
+        <w:t xml:space="preserve"> </w:t>
+      </w:r>
+      <w:proofErr w:type="spellStart"/>
+      <w:r>
+        <w:rPr>
+          <w:spacing w:val="-10"/>
+        </w:rPr>
+        <w:t>công</w:t>
+      </w:r>
+      <w:proofErr w:type="spellEnd"/>
+      <w:r>
+        <w:rPr>
+          <w:spacing w:val="-10"/>
+        </w:rPr>
+        <w:t xml:space="preserve"> ty </w:t>
+      </w:r>
+      <w:proofErr w:type="spellStart"/>
+      <w:r>
+        <w:rPr>
+          <w:spacing w:val="-10"/>
+        </w:rPr>
+        <w:t>sau</w:t>
+      </w:r>
+      <w:proofErr w:type="spellEnd"/>
+      <w:r>
+        <w:rPr>
+          <w:spacing w:val="-10"/>
+        </w:rPr>
+        <w:t xml:space="preserve"> </w:t>
+      </w:r>
+      <w:proofErr w:type="spellStart"/>
+      <w:r>
+        <w:rPr>
+          <w:spacing w:val="-10"/>
+        </w:rPr>
+        <w:t>chuyển</w:t>
+      </w:r>
+      <w:proofErr w:type="spellEnd"/>
+      <w:r>
+        <w:rPr>
+          <w:spacing w:val="-10"/>
+        </w:rPr>
+        <w:t xml:space="preserve"> </w:t>
+      </w:r>
+      <w:proofErr w:type="spellStart"/>
+      <w:r>
+        <w:rPr>
+          <w:spacing w:val="-10"/>
+        </w:rPr>
+        <w:t>đổi</w:t>
+      </w:r>
+      <w:proofErr w:type="spellEnd"/>
+      <w:r>
+        <w:rPr>
+          <w:spacing w:val="-10"/>
+        </w:rPr>
+        <w:t xml:space="preserve"> </w:t>
+      </w:r>
+      <w:proofErr w:type="spellStart"/>
+      <w:r>
+        <w:rPr>
+          <w:spacing w:val="-10"/>
+        </w:rPr>
+        <w:t>ký</w:t>
+      </w:r>
+      <w:proofErr w:type="spellEnd"/>
+      <w:r>
+        <w:rPr>
+          <w:spacing w:val="-10"/>
+        </w:rPr>
+        <w:t xml:space="preserve"> </w:t>
+      </w:r>
+      <w:proofErr w:type="spellStart"/>
+      <w:r>
+        <w:rPr>
+          <w:spacing w:val="-10"/>
+        </w:rPr>
+        <w:t>trực</w:t>
+      </w:r>
+      <w:proofErr w:type="spellEnd"/>
+      <w:r>
+        <w:rPr>
+          <w:spacing w:val="-10"/>
+        </w:rPr>
+        <w:t xml:space="preserve"> </w:t>
+      </w:r>
+      <w:proofErr w:type="spellStart"/>
+      <w:r>
+        <w:rPr>
+          <w:spacing w:val="-10"/>
+        </w:rPr>
+        <w:t>tiếp</w:t>
+      </w:r>
+      <w:proofErr w:type="spellEnd"/>
+      <w:r>
+        <w:rPr>
+          <w:spacing w:val="-10"/>
+        </w:rPr>
+        <w:t xml:space="preserve"> </w:t>
+      </w:r>
+      <w:proofErr w:type="spellStart"/>
+      <w:r>
+        <w:rPr>
+          <w:spacing w:val="-10"/>
+        </w:rPr>
+        <w:t>vào</w:t>
+      </w:r>
+      <w:proofErr w:type="spellEnd"/>
+      <w:r>
+        <w:rPr>
+          <w:spacing w:val="-10"/>
+        </w:rPr>
+        <w:t xml:space="preserve"> </w:t>
+      </w:r>
+      <w:proofErr w:type="spellStart"/>
+      <w:r>
+        <w:rPr>
+          <w:spacing w:val="-10"/>
+        </w:rPr>
+        <w:t>phần</w:t>
+      </w:r>
+      <w:proofErr w:type="spellEnd"/>
+      <w:r>
+        <w:rPr>
+          <w:spacing w:val="-10"/>
+        </w:rPr>
+        <w:t xml:space="preserve"> </w:t>
+      </w:r>
+      <w:proofErr w:type="spellStart"/>
+      <w:r>
+        <w:rPr>
+          <w:spacing w:val="-10"/>
+        </w:rPr>
+        <w:t>này</w:t>
+      </w:r>
+      <w:proofErr w:type="spellEnd"/>
+      <w:r>
+        <w:rPr>
+          <w:spacing w:val="-10"/>
+        </w:rPr>
+        <w:t xml:space="preserve">. </w:t>
       </w:r>
     </w:p>
     <w:p>
@@ -2305,7 +6891,413 @@
         <w:rPr>
           <w:spacing w:val="-10"/>
         </w:rPr>
-        <w:t>- Trường hợp Tòa án hoặc Trọng tài chỉ định người thực hiện thủ tục đăng ký doanh nghiệp thì người được chỉ định ký trực tiếp vào phần này.</w:t>
+        <w:t xml:space="preserve">- </w:t>
+      </w:r>
+      <w:proofErr w:type="spellStart"/>
+      <w:r>
+        <w:rPr>
+          <w:spacing w:val="-10"/>
+        </w:rPr>
+        <w:t>Trường</w:t>
+      </w:r>
+      <w:proofErr w:type="spellEnd"/>
+      <w:r>
+        <w:rPr>
+          <w:spacing w:val="-10"/>
+        </w:rPr>
+        <w:t xml:space="preserve"> </w:t>
+      </w:r>
+      <w:proofErr w:type="spellStart"/>
+      <w:r>
+        <w:rPr>
+          <w:spacing w:val="-10"/>
+        </w:rPr>
+        <w:t>hợp</w:t>
+      </w:r>
+      <w:proofErr w:type="spellEnd"/>
+      <w:r>
+        <w:rPr>
+          <w:spacing w:val="-10"/>
+        </w:rPr>
+        <w:t xml:space="preserve"> </w:t>
+      </w:r>
+      <w:proofErr w:type="spellStart"/>
+      <w:r>
+        <w:rPr>
+          <w:spacing w:val="-10"/>
+        </w:rPr>
+        <w:t>Tòa</w:t>
+      </w:r>
+      <w:proofErr w:type="spellEnd"/>
+      <w:r>
+        <w:rPr>
+          <w:spacing w:val="-10"/>
+        </w:rPr>
+        <w:t xml:space="preserve"> </w:t>
+      </w:r>
+      <w:proofErr w:type="spellStart"/>
+      <w:r>
+        <w:rPr>
+          <w:spacing w:val="-10"/>
+        </w:rPr>
+        <w:t>án</w:t>
+      </w:r>
+      <w:proofErr w:type="spellEnd"/>
+      <w:r>
+        <w:rPr>
+          <w:spacing w:val="-10"/>
+        </w:rPr>
+        <w:t xml:space="preserve"> </w:t>
+      </w:r>
+      <w:proofErr w:type="spellStart"/>
+      <w:r>
+        <w:rPr>
+          <w:spacing w:val="-10"/>
+        </w:rPr>
+        <w:t>hoặc</w:t>
+      </w:r>
+      <w:proofErr w:type="spellEnd"/>
+      <w:r>
+        <w:rPr>
+          <w:spacing w:val="-10"/>
+        </w:rPr>
+        <w:t xml:space="preserve"> </w:t>
+      </w:r>
+      <w:proofErr w:type="spellStart"/>
+      <w:r>
+        <w:rPr>
+          <w:spacing w:val="-10"/>
+        </w:rPr>
+        <w:t>Trọng</w:t>
+      </w:r>
+      <w:proofErr w:type="spellEnd"/>
+      <w:r>
+        <w:rPr>
+          <w:spacing w:val="-10"/>
+        </w:rPr>
+        <w:t xml:space="preserve"> </w:t>
+      </w:r>
+      <w:proofErr w:type="spellStart"/>
+      <w:r>
+        <w:rPr>
+          <w:spacing w:val="-10"/>
+        </w:rPr>
+        <w:t>tài</w:t>
+      </w:r>
+      <w:proofErr w:type="spellEnd"/>
+      <w:r>
+        <w:rPr>
+          <w:spacing w:val="-10"/>
+        </w:rPr>
+        <w:t xml:space="preserve"> </w:t>
+      </w:r>
+      <w:proofErr w:type="spellStart"/>
+      <w:r>
+        <w:rPr>
+          <w:spacing w:val="-10"/>
+        </w:rPr>
+        <w:t>chỉ</w:t>
+      </w:r>
+      <w:proofErr w:type="spellEnd"/>
+      <w:r>
+        <w:rPr>
+          <w:spacing w:val="-10"/>
+        </w:rPr>
+        <w:t xml:space="preserve"> </w:t>
+      </w:r>
+      <w:proofErr w:type="spellStart"/>
+      <w:r>
+        <w:rPr>
+          <w:spacing w:val="-10"/>
+        </w:rPr>
+        <w:t>định</w:t>
+      </w:r>
+      <w:proofErr w:type="spellEnd"/>
+      <w:r>
+        <w:rPr>
+          <w:spacing w:val="-10"/>
+        </w:rPr>
+        <w:t xml:space="preserve"> </w:t>
+      </w:r>
+      <w:proofErr w:type="spellStart"/>
+      <w:r>
+        <w:rPr>
+          <w:spacing w:val="-10"/>
+        </w:rPr>
+        <w:t>người</w:t>
+      </w:r>
+      <w:proofErr w:type="spellEnd"/>
+      <w:r>
+        <w:rPr>
+          <w:spacing w:val="-10"/>
+        </w:rPr>
+        <w:t xml:space="preserve"> </w:t>
+      </w:r>
+      <w:proofErr w:type="spellStart"/>
+      <w:r>
+        <w:rPr>
+          <w:spacing w:val="-10"/>
+        </w:rPr>
+        <w:t>thực</w:t>
+      </w:r>
+      <w:proofErr w:type="spellEnd"/>
+      <w:r>
+        <w:rPr>
+          <w:spacing w:val="-10"/>
+        </w:rPr>
+        <w:t xml:space="preserve"> </w:t>
+      </w:r>
+      <w:proofErr w:type="spellStart"/>
+      <w:r>
+        <w:rPr>
+          <w:spacing w:val="-10"/>
+        </w:rPr>
+        <w:t>hiện</w:t>
+      </w:r>
+      <w:proofErr w:type="spellEnd"/>
+      <w:r>
+        <w:rPr>
+          <w:spacing w:val="-10"/>
+        </w:rPr>
+        <w:t xml:space="preserve"> </w:t>
+      </w:r>
+      <w:proofErr w:type="spellStart"/>
+      <w:r>
+        <w:rPr>
+          <w:spacing w:val="-10"/>
+        </w:rPr>
+        <w:t>thủ</w:t>
+      </w:r>
+      <w:proofErr w:type="spellEnd"/>
+      <w:r>
+        <w:rPr>
+          <w:spacing w:val="-10"/>
+        </w:rPr>
+        <w:t xml:space="preserve"> </w:t>
+      </w:r>
+      <w:proofErr w:type="spellStart"/>
+      <w:r>
+        <w:rPr>
+          <w:spacing w:val="-10"/>
+        </w:rPr>
+        <w:t>tục</w:t>
+      </w:r>
+      <w:proofErr w:type="spellEnd"/>
+      <w:r>
+        <w:rPr>
+          <w:spacing w:val="-10"/>
+        </w:rPr>
+        <w:t xml:space="preserve"> </w:t>
+      </w:r>
+      <w:proofErr w:type="spellStart"/>
+      <w:r>
+        <w:rPr>
+          <w:spacing w:val="-10"/>
+        </w:rPr>
+        <w:t>đăng</w:t>
+      </w:r>
+      <w:proofErr w:type="spellEnd"/>
+      <w:r>
+        <w:rPr>
+          <w:spacing w:val="-10"/>
+        </w:rPr>
+        <w:t xml:space="preserve"> </w:t>
+      </w:r>
+      <w:proofErr w:type="spellStart"/>
+      <w:r>
+        <w:rPr>
+          <w:spacing w:val="-10"/>
+        </w:rPr>
+        <w:t>ký</w:t>
+      </w:r>
+      <w:proofErr w:type="spellEnd"/>
+      <w:r>
+        <w:rPr>
+          <w:spacing w:val="-10"/>
+        </w:rPr>
+        <w:t xml:space="preserve"> </w:t>
+      </w:r>
+      <w:proofErr w:type="spellStart"/>
+      <w:r>
+        <w:rPr>
+          <w:spacing w:val="-10"/>
+        </w:rPr>
+        <w:t>doanh</w:t>
+      </w:r>
+      <w:proofErr w:type="spellEnd"/>
+      <w:r>
+        <w:rPr>
+          <w:spacing w:val="-10"/>
+        </w:rPr>
+        <w:t xml:space="preserve"> </w:t>
+      </w:r>
+      <w:proofErr w:type="spellStart"/>
+      <w:r>
+        <w:rPr>
+          <w:spacing w:val="-10"/>
+        </w:rPr>
+        <w:t>nghiệp</w:t>
+      </w:r>
+      <w:proofErr w:type="spellEnd"/>
+      <w:r>
+        <w:rPr>
+          <w:spacing w:val="-10"/>
+        </w:rPr>
+        <w:t xml:space="preserve"> </w:t>
+      </w:r>
+      <w:proofErr w:type="spellStart"/>
+      <w:r>
+        <w:rPr>
+          <w:spacing w:val="-10"/>
+        </w:rPr>
+        <w:t>thì</w:t>
+      </w:r>
+      <w:proofErr w:type="spellEnd"/>
+      <w:r>
+        <w:rPr>
+          <w:spacing w:val="-10"/>
+        </w:rPr>
+        <w:t xml:space="preserve"> </w:t>
+      </w:r>
+      <w:proofErr w:type="spellStart"/>
+      <w:r>
+        <w:rPr>
+          <w:spacing w:val="-10"/>
+        </w:rPr>
+        <w:t>người</w:t>
+      </w:r>
+      <w:proofErr w:type="spellEnd"/>
+      <w:r>
+        <w:rPr>
+          <w:spacing w:val="-10"/>
+        </w:rPr>
+        <w:t xml:space="preserve"> </w:t>
+      </w:r>
+      <w:proofErr w:type="spellStart"/>
+      <w:r>
+        <w:rPr>
+          <w:spacing w:val="-10"/>
+        </w:rPr>
+        <w:t>được</w:t>
+      </w:r>
+      <w:proofErr w:type="spellEnd"/>
+      <w:r>
+        <w:rPr>
+          <w:spacing w:val="-10"/>
+        </w:rPr>
+        <w:t xml:space="preserve"> </w:t>
+      </w:r>
+      <w:proofErr w:type="spellStart"/>
+      <w:r>
+        <w:rPr>
+          <w:spacing w:val="-10"/>
+        </w:rPr>
+        <w:t>chỉ</w:t>
+      </w:r>
+      <w:proofErr w:type="spellEnd"/>
+      <w:r>
+        <w:rPr>
+          <w:spacing w:val="-10"/>
+        </w:rPr>
+        <w:t xml:space="preserve"> </w:t>
+      </w:r>
+      <w:proofErr w:type="spellStart"/>
+      <w:r>
+        <w:rPr>
+          <w:spacing w:val="-10"/>
+        </w:rPr>
+        <w:t>định</w:t>
+      </w:r>
+      <w:proofErr w:type="spellEnd"/>
+      <w:r>
+        <w:rPr>
+          <w:spacing w:val="-10"/>
+        </w:rPr>
+        <w:t xml:space="preserve"> </w:t>
+      </w:r>
+      <w:proofErr w:type="spellStart"/>
+      <w:r>
+        <w:rPr>
+          <w:spacing w:val="-10"/>
+        </w:rPr>
+        <w:t>ký</w:t>
+      </w:r>
+      <w:proofErr w:type="spellEnd"/>
+      <w:r>
+        <w:rPr>
+          <w:spacing w:val="-10"/>
+        </w:rPr>
+        <w:t xml:space="preserve"> </w:t>
+      </w:r>
+      <w:proofErr w:type="spellStart"/>
+      <w:r>
+        <w:rPr>
+          <w:spacing w:val="-10"/>
+        </w:rPr>
+        <w:t>trực</w:t>
+      </w:r>
+      <w:proofErr w:type="spellEnd"/>
+      <w:r>
+        <w:rPr>
+          <w:spacing w:val="-10"/>
+        </w:rPr>
+        <w:t xml:space="preserve"> </w:t>
+      </w:r>
+      <w:proofErr w:type="spellStart"/>
+      <w:r>
+        <w:rPr>
+          <w:spacing w:val="-10"/>
+        </w:rPr>
+        <w:t>tiếp</w:t>
+      </w:r>
+      <w:proofErr w:type="spellEnd"/>
+      <w:r>
+        <w:rPr>
+          <w:spacing w:val="-10"/>
+        </w:rPr>
+        <w:t xml:space="preserve"> </w:t>
+      </w:r>
+      <w:proofErr w:type="spellStart"/>
+      <w:r>
+        <w:rPr>
+          <w:spacing w:val="-10"/>
+        </w:rPr>
+        <w:t>vào</w:t>
+      </w:r>
+      <w:proofErr w:type="spellEnd"/>
+      <w:r>
+        <w:rPr>
+          <w:spacing w:val="-10"/>
+        </w:rPr>
+        <w:t xml:space="preserve"> </w:t>
+      </w:r>
+      <w:proofErr w:type="spellStart"/>
+      <w:r>
+        <w:rPr>
+          <w:spacing w:val="-10"/>
+        </w:rPr>
+        <w:t>phần</w:t>
+      </w:r>
+      <w:proofErr w:type="spellEnd"/>
+      <w:r>
+        <w:rPr>
+          <w:spacing w:val="-10"/>
+        </w:rPr>
+        <w:t xml:space="preserve"> </w:t>
+      </w:r>
+      <w:proofErr w:type="spellStart"/>
+      <w:r>
+        <w:rPr>
+          <w:spacing w:val="-10"/>
+        </w:rPr>
+        <w:t>này</w:t>
+      </w:r>
+      <w:proofErr w:type="spellEnd"/>
+      <w:r>
+        <w:rPr>
+          <w:spacing w:val="-10"/>
+        </w:rPr>
+        <w:t>.</w:t>
       </w:r>
     </w:p>
   </w:footnote>
